--- a/fuentes/8130001_CF01_DU.docx
+++ b/fuentes/8130001_CF01_DU.docx
@@ -579,7 +579,7 @@
           <w:r>
             <w:fldChar w:fldCharType="separate"/>
           </w:r>
-          <w:hyperlink w:anchor="_Toc237074389" w:history="1">
+          <w:hyperlink w:anchor="_Toc238026482" w:history="1">
             <w:r>
               <w:rPr>
                 <w:rStyle w:val="Hipervnculo"/>
@@ -606,7 +606,7 @@
                 <w:noProof/>
                 <w:webHidden/>
               </w:rPr>
-              <w:instrText xml:space="preserve"> PAGEREF _Toc237074389 \h </w:instrText>
+              <w:instrText xml:space="preserve"> PAGEREF _Toc238026482 \h </w:instrText>
             </w:r>
             <w:r>
               <w:rPr>
@@ -652,7 +652,7 @@
               <w14:ligatures w14:val="none"/>
             </w:rPr>
           </w:pPr>
-          <w:hyperlink w:anchor="_Toc237074390" w:history="1">
+          <w:hyperlink w:anchor="_Toc238026483" w:history="1">
             <w:r>
               <w:rPr>
                 <w:rStyle w:val="Hipervnculo"/>
@@ -662,16 +662,15 @@
             </w:r>
             <w:r>
               <w:rPr>
+                <w:rStyle w:val="Extranjerismo"/>
+                <w:noProof/>
+              </w:rPr>
+              <w:t>e-commerce</w:t>
+            </w:r>
+            <w:r>
+              <w:rPr>
                 <w:rStyle w:val="Hipervnculo"/>
                 <w:noProof/>
-                <w:spacing w:val="20"/>
-              </w:rPr>
-              <w:t>e-commerce</w:t>
-            </w:r>
-            <w:r>
-              <w:rPr>
-                <w:rStyle w:val="Hipervnculo"/>
-                <w:noProof/>
               </w:rPr>
               <w:t xml:space="preserve"> y modelos de negociación</w:t>
             </w:r>
@@ -694,7 +693,7 @@
                 <w:noProof/>
                 <w:webHidden/>
               </w:rPr>
-              <w:instrText xml:space="preserve"> PAGEREF _Toc237074390 \h </w:instrText>
+              <w:instrText xml:space="preserve"> PAGEREF _Toc238026483 \h </w:instrText>
             </w:r>
             <w:r>
               <w:rPr>
@@ -740,13 +739,20 @@
               <w14:ligatures w14:val="none"/>
             </w:rPr>
           </w:pPr>
-          <w:hyperlink w:anchor="_Toc237074391" w:history="1">
+          <w:hyperlink w:anchor="_Toc238026484" w:history="1">
             <w:r>
               <w:rPr>
                 <w:rStyle w:val="Hipervnculo"/>
                 <w:noProof/>
               </w:rPr>
-              <w:t>1.1. Concepto</w:t>
+              <w:t xml:space="preserve">1.1. Concepto logístico del </w:t>
+            </w:r>
+            <w:r>
+              <w:rPr>
+                <w:rStyle w:val="Extranjerismo"/>
+                <w:noProof/>
+              </w:rPr>
+              <w:t>e-commerce</w:t>
             </w:r>
             <w:r>
               <w:rPr>
@@ -767,7 +773,7 @@
                 <w:noProof/>
                 <w:webHidden/>
               </w:rPr>
-              <w:instrText xml:space="preserve"> PAGEREF _Toc237074391 \h </w:instrText>
+              <w:instrText xml:space="preserve"> PAGEREF _Toc238026484 \h </w:instrText>
             </w:r>
             <w:r>
               <w:rPr>
@@ -813,7 +819,7 @@
               <w14:ligatures w14:val="none"/>
             </w:rPr>
           </w:pPr>
-          <w:hyperlink w:anchor="_Toc237074392" w:history="1">
+          <w:hyperlink w:anchor="_Toc238026485" w:history="1">
             <w:r>
               <w:rPr>
                 <w:rStyle w:val="Hipervnculo"/>
@@ -840,7 +846,7 @@
                 <w:noProof/>
                 <w:webHidden/>
               </w:rPr>
-              <w:instrText xml:space="preserve"> PAGEREF _Toc237074392 \h </w:instrText>
+              <w:instrText xml:space="preserve"> PAGEREF _Toc238026485 \h </w:instrText>
             </w:r>
             <w:r>
               <w:rPr>
@@ -886,7 +892,7 @@
               <w14:ligatures w14:val="none"/>
             </w:rPr>
           </w:pPr>
-          <w:hyperlink w:anchor="_Toc237074393" w:history="1">
+          <w:hyperlink w:anchor="_Toc238026486" w:history="1">
             <w:r>
               <w:rPr>
                 <w:rStyle w:val="Hipervnculo"/>
@@ -913,7 +919,7 @@
                 <w:noProof/>
                 <w:webHidden/>
               </w:rPr>
-              <w:instrText xml:space="preserve"> PAGEREF _Toc237074393 \h </w:instrText>
+              <w:instrText xml:space="preserve"> PAGEREF _Toc238026486 \h </w:instrText>
             </w:r>
             <w:r>
               <w:rPr>
@@ -959,7 +965,7 @@
               <w14:ligatures w14:val="none"/>
             </w:rPr>
           </w:pPr>
-          <w:hyperlink w:anchor="_Toc237074394" w:history="1">
+          <w:hyperlink w:anchor="_Toc238026487" w:history="1">
             <w:r>
               <w:rPr>
                 <w:rStyle w:val="Hipervnculo"/>
@@ -993,7 +999,7 @@
                 <w:noProof/>
                 <w:webHidden/>
               </w:rPr>
-              <w:instrText xml:space="preserve"> PAGEREF _Toc237074394 \h </w:instrText>
+              <w:instrText xml:space="preserve"> PAGEREF _Toc238026487 \h </w:instrText>
             </w:r>
             <w:r>
               <w:rPr>
@@ -1039,7 +1045,7 @@
               <w14:ligatures w14:val="none"/>
             </w:rPr>
           </w:pPr>
-          <w:hyperlink w:anchor="_Toc237074395" w:history="1">
+          <w:hyperlink w:anchor="_Toc238026488" w:history="1">
             <w:r>
               <w:rPr>
                 <w:rStyle w:val="Hipervnculo"/>
@@ -1066,7 +1072,7 @@
                 <w:noProof/>
                 <w:webHidden/>
               </w:rPr>
-              <w:instrText xml:space="preserve"> PAGEREF _Toc237074395 \h </w:instrText>
+              <w:instrText xml:space="preserve"> PAGEREF _Toc238026488 \h </w:instrText>
             </w:r>
             <w:r>
               <w:rPr>
@@ -1086,7 +1092,7 @@
                 <w:noProof/>
                 <w:webHidden/>
               </w:rPr>
-              <w:t>13</w:t>
+              <w:t>15</w:t>
             </w:r>
             <w:r>
               <w:rPr>
@@ -1112,7 +1118,7 @@
               <w14:ligatures w14:val="none"/>
             </w:rPr>
           </w:pPr>
-          <w:hyperlink w:anchor="_Toc237074396" w:history="1">
+          <w:hyperlink w:anchor="_Toc238026489" w:history="1">
             <w:r>
               <w:rPr>
                 <w:rStyle w:val="Hipervnculo"/>
@@ -1139,7 +1145,7 @@
                 <w:noProof/>
                 <w:webHidden/>
               </w:rPr>
-              <w:instrText xml:space="preserve"> PAGEREF _Toc237074396 \h </w:instrText>
+              <w:instrText xml:space="preserve"> PAGEREF _Toc238026489 \h </w:instrText>
             </w:r>
             <w:r>
               <w:rPr>
@@ -1159,7 +1165,7 @@
                 <w:noProof/>
                 <w:webHidden/>
               </w:rPr>
-              <w:t>13</w:t>
+              <w:t>15</w:t>
             </w:r>
             <w:r>
               <w:rPr>
@@ -1185,7 +1191,7 @@
               <w14:ligatures w14:val="none"/>
             </w:rPr>
           </w:pPr>
-          <w:hyperlink w:anchor="_Toc237074397" w:history="1">
+          <w:hyperlink w:anchor="_Toc238026490" w:history="1">
             <w:r>
               <w:rPr>
                 <w:rStyle w:val="Hipervnculo"/>
@@ -1212,7 +1218,7 @@
                 <w:noProof/>
                 <w:webHidden/>
               </w:rPr>
-              <w:instrText xml:space="preserve"> PAGEREF _Toc237074397 \h </w:instrText>
+              <w:instrText xml:space="preserve"> PAGEREF _Toc238026490 \h </w:instrText>
             </w:r>
             <w:r>
               <w:rPr>
@@ -1232,7 +1238,7 @@
                 <w:noProof/>
                 <w:webHidden/>
               </w:rPr>
-              <w:t>14</w:t>
+              <w:t>16</w:t>
             </w:r>
             <w:r>
               <w:rPr>
@@ -1258,7 +1264,7 @@
               <w14:ligatures w14:val="none"/>
             </w:rPr>
           </w:pPr>
-          <w:hyperlink w:anchor="_Toc237074398" w:history="1">
+          <w:hyperlink w:anchor="_Toc238026491" w:history="1">
             <w:r>
               <w:rPr>
                 <w:rStyle w:val="Hipervnculo"/>
@@ -1285,7 +1291,7 @@
                 <w:noProof/>
                 <w:webHidden/>
               </w:rPr>
-              <w:instrText xml:space="preserve"> PAGEREF _Toc237074398 \h </w:instrText>
+              <w:instrText xml:space="preserve"> PAGEREF _Toc238026491 \h </w:instrText>
             </w:r>
             <w:r>
               <w:rPr>
@@ -1305,7 +1311,7 @@
                 <w:noProof/>
                 <w:webHidden/>
               </w:rPr>
-              <w:t>18</w:t>
+              <w:t>20</w:t>
             </w:r>
             <w:r>
               <w:rPr>
@@ -1331,7 +1337,7 @@
               <w14:ligatures w14:val="none"/>
             </w:rPr>
           </w:pPr>
-          <w:hyperlink w:anchor="_Toc237074399" w:history="1">
+          <w:hyperlink w:anchor="_Toc238026492" w:history="1">
             <w:r>
               <w:rPr>
                 <w:rStyle w:val="Hipervnculo"/>
@@ -1358,7 +1364,7 @@
                 <w:noProof/>
                 <w:webHidden/>
               </w:rPr>
-              <w:instrText xml:space="preserve"> PAGEREF _Toc237074399 \h </w:instrText>
+              <w:instrText xml:space="preserve"> PAGEREF _Toc238026492 \h </w:instrText>
             </w:r>
             <w:r>
               <w:rPr>
@@ -1378,7 +1384,7 @@
                 <w:noProof/>
                 <w:webHidden/>
               </w:rPr>
-              <w:t>19</w:t>
+              <w:t>21</w:t>
             </w:r>
             <w:r>
               <w:rPr>
@@ -1404,7 +1410,7 @@
               <w14:ligatures w14:val="none"/>
             </w:rPr>
           </w:pPr>
-          <w:hyperlink w:anchor="_Toc237074400" w:history="1">
+          <w:hyperlink w:anchor="_Toc238026493" w:history="1">
             <w:r>
               <w:rPr>
                 <w:rStyle w:val="Hipervnculo"/>
@@ -1431,7 +1437,7 @@
                 <w:noProof/>
                 <w:webHidden/>
               </w:rPr>
-              <w:instrText xml:space="preserve"> PAGEREF _Toc237074400 \h </w:instrText>
+              <w:instrText xml:space="preserve"> PAGEREF _Toc238026493 \h </w:instrText>
             </w:r>
             <w:r>
               <w:rPr>
@@ -1451,7 +1457,7 @@
                 <w:noProof/>
                 <w:webHidden/>
               </w:rPr>
-              <w:t>24</w:t>
+              <w:t>26</w:t>
             </w:r>
             <w:r>
               <w:rPr>
@@ -1477,7 +1483,7 @@
               <w14:ligatures w14:val="none"/>
             </w:rPr>
           </w:pPr>
-          <w:hyperlink w:anchor="_Toc237074401" w:history="1">
+          <w:hyperlink w:anchor="_Toc238026494" w:history="1">
             <w:r>
               <w:rPr>
                 <w:rStyle w:val="Hipervnculo"/>
@@ -1504,7 +1510,7 @@
                 <w:noProof/>
                 <w:webHidden/>
               </w:rPr>
-              <w:instrText xml:space="preserve"> PAGEREF _Toc237074401 \h </w:instrText>
+              <w:instrText xml:space="preserve"> PAGEREF _Toc238026494 \h </w:instrText>
             </w:r>
             <w:r>
               <w:rPr>
@@ -1524,7 +1530,7 @@
                 <w:noProof/>
                 <w:webHidden/>
               </w:rPr>
-              <w:t>24</w:t>
+              <w:t>26</w:t>
             </w:r>
             <w:r>
               <w:rPr>
@@ -1550,7 +1556,7 @@
               <w14:ligatures w14:val="none"/>
             </w:rPr>
           </w:pPr>
-          <w:hyperlink w:anchor="_Toc237074402" w:history="1">
+          <w:hyperlink w:anchor="_Toc238026495" w:history="1">
             <w:r>
               <w:rPr>
                 <w:rStyle w:val="Hipervnculo"/>
@@ -1577,7 +1583,7 @@
                 <w:noProof/>
                 <w:webHidden/>
               </w:rPr>
-              <w:instrText xml:space="preserve"> PAGEREF _Toc237074402 \h </w:instrText>
+              <w:instrText xml:space="preserve"> PAGEREF _Toc238026495 \h </w:instrText>
             </w:r>
             <w:r>
               <w:rPr>
@@ -1597,7 +1603,7 @@
                 <w:noProof/>
                 <w:webHidden/>
               </w:rPr>
-              <w:t>26</w:t>
+              <w:t>28</w:t>
             </w:r>
             <w:r>
               <w:rPr>
@@ -1623,7 +1629,7 @@
               <w14:ligatures w14:val="none"/>
             </w:rPr>
           </w:pPr>
-          <w:hyperlink w:anchor="_Toc237074403" w:history="1">
+          <w:hyperlink w:anchor="_Toc238026496" w:history="1">
             <w:r>
               <w:rPr>
                 <w:rStyle w:val="Hipervnculo"/>
@@ -1650,7 +1656,7 @@
                 <w:noProof/>
                 <w:webHidden/>
               </w:rPr>
-              <w:instrText xml:space="preserve"> PAGEREF _Toc237074403 \h </w:instrText>
+              <w:instrText xml:space="preserve"> PAGEREF _Toc238026496 \h </w:instrText>
             </w:r>
             <w:r>
               <w:rPr>
@@ -1670,7 +1676,7 @@
                 <w:noProof/>
                 <w:webHidden/>
               </w:rPr>
-              <w:t>29</w:t>
+              <w:t>31</w:t>
             </w:r>
             <w:r>
               <w:rPr>
@@ -1696,7 +1702,7 @@
               <w14:ligatures w14:val="none"/>
             </w:rPr>
           </w:pPr>
-          <w:hyperlink w:anchor="_Toc237074404" w:history="1">
+          <w:hyperlink w:anchor="_Toc238026497" w:history="1">
             <w:r>
               <w:rPr>
                 <w:rStyle w:val="Hipervnculo"/>
@@ -1744,7 +1750,7 @@
                 <w:noProof/>
                 <w:webHidden/>
               </w:rPr>
-              <w:instrText xml:space="preserve"> PAGEREF _Toc237074404 \h </w:instrText>
+              <w:instrText xml:space="preserve"> PAGEREF _Toc238026497 \h </w:instrText>
             </w:r>
             <w:r>
               <w:rPr>
@@ -1764,7 +1770,7 @@
                 <w:noProof/>
                 <w:webHidden/>
               </w:rPr>
-              <w:t>30</w:t>
+              <w:t>32</w:t>
             </w:r>
             <w:r>
               <w:rPr>
@@ -1790,7 +1796,7 @@
               <w14:ligatures w14:val="none"/>
             </w:rPr>
           </w:pPr>
-          <w:hyperlink w:anchor="_Toc237074405" w:history="1">
+          <w:hyperlink w:anchor="_Toc238026498" w:history="1">
             <w:r>
               <w:rPr>
                 <w:rStyle w:val="Hipervnculo"/>
@@ -1817,7 +1823,7 @@
                 <w:noProof/>
                 <w:webHidden/>
               </w:rPr>
-              <w:instrText xml:space="preserve"> PAGEREF _Toc237074405 \h </w:instrText>
+              <w:instrText xml:space="preserve"> PAGEREF _Toc238026498 \h </w:instrText>
             </w:r>
             <w:r>
               <w:rPr>
@@ -1837,7 +1843,7 @@
                 <w:noProof/>
                 <w:webHidden/>
               </w:rPr>
-              <w:t>35</w:t>
+              <w:t>37</w:t>
             </w:r>
             <w:r>
               <w:rPr>
@@ -1863,7 +1869,7 @@
               <w14:ligatures w14:val="none"/>
             </w:rPr>
           </w:pPr>
-          <w:hyperlink w:anchor="_Toc237074406" w:history="1">
+          <w:hyperlink w:anchor="_Toc238026499" w:history="1">
             <w:r>
               <w:rPr>
                 <w:rStyle w:val="Hipervnculo"/>
@@ -1890,7 +1896,7 @@
                 <w:noProof/>
                 <w:webHidden/>
               </w:rPr>
-              <w:instrText xml:space="preserve"> PAGEREF _Toc237074406 \h </w:instrText>
+              <w:instrText xml:space="preserve"> PAGEREF _Toc238026499 \h </w:instrText>
             </w:r>
             <w:r>
               <w:rPr>
@@ -1910,7 +1916,7 @@
                 <w:noProof/>
                 <w:webHidden/>
               </w:rPr>
-              <w:t>35</w:t>
+              <w:t>37</w:t>
             </w:r>
             <w:r>
               <w:rPr>
@@ -1936,7 +1942,7 @@
               <w14:ligatures w14:val="none"/>
             </w:rPr>
           </w:pPr>
-          <w:hyperlink w:anchor="_Toc237074407" w:history="1">
+          <w:hyperlink w:anchor="_Toc238026500" w:history="1">
             <w:r>
               <w:rPr>
                 <w:rStyle w:val="Hipervnculo"/>
@@ -1963,7 +1969,7 @@
                 <w:noProof/>
                 <w:webHidden/>
               </w:rPr>
-              <w:instrText xml:space="preserve"> PAGEREF _Toc237074407 \h </w:instrText>
+              <w:instrText xml:space="preserve"> PAGEREF _Toc238026500 \h </w:instrText>
             </w:r>
             <w:r>
               <w:rPr>
@@ -1983,7 +1989,7 @@
                 <w:noProof/>
                 <w:webHidden/>
               </w:rPr>
-              <w:t>37</w:t>
+              <w:t>39</w:t>
             </w:r>
             <w:r>
               <w:rPr>
@@ -2009,7 +2015,7 @@
               <w14:ligatures w14:val="none"/>
             </w:rPr>
           </w:pPr>
-          <w:hyperlink w:anchor="_Toc237074408" w:history="1">
+          <w:hyperlink w:anchor="_Toc238026501" w:history="1">
             <w:r>
               <w:rPr>
                 <w:rStyle w:val="Hipervnculo"/>
@@ -2036,7 +2042,7 @@
                 <w:noProof/>
                 <w:webHidden/>
               </w:rPr>
-              <w:instrText xml:space="preserve"> PAGEREF _Toc237074408 \h </w:instrText>
+              <w:instrText xml:space="preserve"> PAGEREF _Toc238026501 \h </w:instrText>
             </w:r>
             <w:r>
               <w:rPr>
@@ -2056,7 +2062,7 @@
                 <w:noProof/>
                 <w:webHidden/>
               </w:rPr>
-              <w:t>39</w:t>
+              <w:t>41</w:t>
             </w:r>
             <w:r>
               <w:rPr>
@@ -2082,7 +2088,7 @@
               <w14:ligatures w14:val="none"/>
             </w:rPr>
           </w:pPr>
-          <w:hyperlink w:anchor="_Toc237074409" w:history="1">
+          <w:hyperlink w:anchor="_Toc238026502" w:history="1">
             <w:r>
               <w:rPr>
                 <w:rStyle w:val="Hipervnculo"/>
@@ -2109,7 +2115,7 @@
                 <w:noProof/>
                 <w:webHidden/>
               </w:rPr>
-              <w:instrText xml:space="preserve"> PAGEREF _Toc237074409 \h </w:instrText>
+              <w:instrText xml:space="preserve"> PAGEREF _Toc238026502 \h </w:instrText>
             </w:r>
             <w:r>
               <w:rPr>
@@ -2129,7 +2135,7 @@
                 <w:noProof/>
                 <w:webHidden/>
               </w:rPr>
-              <w:t>40</w:t>
+              <w:t>42</w:t>
             </w:r>
             <w:r>
               <w:rPr>
@@ -2155,7 +2161,7 @@
               <w14:ligatures w14:val="none"/>
             </w:rPr>
           </w:pPr>
-          <w:hyperlink w:anchor="_Toc237074410" w:history="1">
+          <w:hyperlink w:anchor="_Toc238026503" w:history="1">
             <w:r>
               <w:rPr>
                 <w:rStyle w:val="Hipervnculo"/>
@@ -2182,7 +2188,7 @@
                 <w:noProof/>
                 <w:webHidden/>
               </w:rPr>
-              <w:instrText xml:space="preserve"> PAGEREF _Toc237074410 \h </w:instrText>
+              <w:instrText xml:space="preserve"> PAGEREF _Toc238026503 \h </w:instrText>
             </w:r>
             <w:r>
               <w:rPr>
@@ -2202,7 +2208,7 @@
                 <w:noProof/>
                 <w:webHidden/>
               </w:rPr>
-              <w:t>45</w:t>
+              <w:t>49</w:t>
             </w:r>
             <w:r>
               <w:rPr>
@@ -2228,7 +2234,7 @@
               <w14:ligatures w14:val="none"/>
             </w:rPr>
           </w:pPr>
-          <w:hyperlink w:anchor="_Toc237074411" w:history="1">
+          <w:hyperlink w:anchor="_Toc238026504" w:history="1">
             <w:r>
               <w:rPr>
                 <w:rStyle w:val="Hipervnculo"/>
@@ -2255,7 +2261,7 @@
                 <w:noProof/>
                 <w:webHidden/>
               </w:rPr>
-              <w:instrText xml:space="preserve"> PAGEREF _Toc237074411 \h </w:instrText>
+              <w:instrText xml:space="preserve"> PAGEREF _Toc238026504 \h </w:instrText>
             </w:r>
             <w:r>
               <w:rPr>
@@ -2275,7 +2281,7 @@
                 <w:noProof/>
                 <w:webHidden/>
               </w:rPr>
-              <w:t>45</w:t>
+              <w:t>49</w:t>
             </w:r>
             <w:r>
               <w:rPr>
@@ -2301,7 +2307,7 @@
               <w14:ligatures w14:val="none"/>
             </w:rPr>
           </w:pPr>
-          <w:hyperlink w:anchor="_Toc237074412" w:history="1">
+          <w:hyperlink w:anchor="_Toc238026505" w:history="1">
             <w:r>
               <w:rPr>
                 <w:rStyle w:val="Hipervnculo"/>
@@ -2328,7 +2334,7 @@
                 <w:noProof/>
                 <w:webHidden/>
               </w:rPr>
-              <w:instrText xml:space="preserve"> PAGEREF _Toc237074412 \h </w:instrText>
+              <w:instrText xml:space="preserve"> PAGEREF _Toc238026505 \h </w:instrText>
             </w:r>
             <w:r>
               <w:rPr>
@@ -2348,7 +2354,7 @@
                 <w:noProof/>
                 <w:webHidden/>
               </w:rPr>
-              <w:t>47</w:t>
+              <w:t>51</w:t>
             </w:r>
             <w:r>
               <w:rPr>
@@ -2374,7 +2380,7 @@
               <w14:ligatures w14:val="none"/>
             </w:rPr>
           </w:pPr>
-          <w:hyperlink w:anchor="_Toc237074413" w:history="1">
+          <w:hyperlink w:anchor="_Toc238026506" w:history="1">
             <w:r>
               <w:rPr>
                 <w:rStyle w:val="Hipervnculo"/>
@@ -2401,7 +2407,7 @@
                 <w:noProof/>
                 <w:webHidden/>
               </w:rPr>
-              <w:instrText xml:space="preserve"> PAGEREF _Toc237074413 \h </w:instrText>
+              <w:instrText xml:space="preserve"> PAGEREF _Toc238026506 \h </w:instrText>
             </w:r>
             <w:r>
               <w:rPr>
@@ -2421,7 +2427,7 @@
                 <w:noProof/>
                 <w:webHidden/>
               </w:rPr>
-              <w:t>48</w:t>
+              <w:t>52</w:t>
             </w:r>
             <w:r>
               <w:rPr>
@@ -2447,7 +2453,7 @@
               <w14:ligatures w14:val="none"/>
             </w:rPr>
           </w:pPr>
-          <w:hyperlink w:anchor="_Toc237074414" w:history="1">
+          <w:hyperlink w:anchor="_Toc238026507" w:history="1">
             <w:r>
               <w:rPr>
                 <w:rStyle w:val="Hipervnculo"/>
@@ -2474,7 +2480,7 @@
                 <w:noProof/>
                 <w:webHidden/>
               </w:rPr>
-              <w:instrText xml:space="preserve"> PAGEREF _Toc237074414 \h </w:instrText>
+              <w:instrText xml:space="preserve"> PAGEREF _Toc238026507 \h </w:instrText>
             </w:r>
             <w:r>
               <w:rPr>
@@ -2494,7 +2500,7 @@
                 <w:noProof/>
                 <w:webHidden/>
               </w:rPr>
-              <w:t>50</w:t>
+              <w:t>54</w:t>
             </w:r>
             <w:r>
               <w:rPr>
@@ -2520,7 +2526,7 @@
               <w14:ligatures w14:val="none"/>
             </w:rPr>
           </w:pPr>
-          <w:hyperlink w:anchor="_Toc237074415" w:history="1">
+          <w:hyperlink w:anchor="_Toc238026508" w:history="1">
             <w:r>
               <w:rPr>
                 <w:rStyle w:val="Hipervnculo"/>
@@ -2547,7 +2553,7 @@
                 <w:noProof/>
                 <w:webHidden/>
               </w:rPr>
-              <w:instrText xml:space="preserve"> PAGEREF _Toc237074415 \h </w:instrText>
+              <w:instrText xml:space="preserve"> PAGEREF _Toc238026508 \h </w:instrText>
             </w:r>
             <w:r>
               <w:rPr>
@@ -2567,7 +2573,7 @@
                 <w:noProof/>
                 <w:webHidden/>
               </w:rPr>
-              <w:t>52</w:t>
+              <w:t>56</w:t>
             </w:r>
             <w:r>
               <w:rPr>
@@ -2593,7 +2599,7 @@
               <w14:ligatures w14:val="none"/>
             </w:rPr>
           </w:pPr>
-          <w:hyperlink w:anchor="_Toc237074416" w:history="1">
+          <w:hyperlink w:anchor="_Toc238026509" w:history="1">
             <w:r>
               <w:rPr>
                 <w:rStyle w:val="Hipervnculo"/>
@@ -2620,7 +2626,7 @@
                 <w:noProof/>
                 <w:webHidden/>
               </w:rPr>
-              <w:instrText xml:space="preserve"> PAGEREF _Toc237074416 \h </w:instrText>
+              <w:instrText xml:space="preserve"> PAGEREF _Toc238026509 \h </w:instrText>
             </w:r>
             <w:r>
               <w:rPr>
@@ -2640,7 +2646,7 @@
                 <w:noProof/>
                 <w:webHidden/>
               </w:rPr>
-              <w:t>52</w:t>
+              <w:t>56</w:t>
             </w:r>
             <w:r>
               <w:rPr>
@@ -2666,7 +2672,7 @@
               <w14:ligatures w14:val="none"/>
             </w:rPr>
           </w:pPr>
-          <w:hyperlink w:anchor="_Toc237074417" w:history="1">
+          <w:hyperlink w:anchor="_Toc238026510" w:history="1">
             <w:r>
               <w:rPr>
                 <w:rStyle w:val="Hipervnculo"/>
@@ -2693,7 +2699,7 @@
                 <w:noProof/>
                 <w:webHidden/>
               </w:rPr>
-              <w:instrText xml:space="preserve"> PAGEREF _Toc237074417 \h </w:instrText>
+              <w:instrText xml:space="preserve"> PAGEREF _Toc238026510 \h </w:instrText>
             </w:r>
             <w:r>
               <w:rPr>
@@ -2713,7 +2719,7 @@
                 <w:noProof/>
                 <w:webHidden/>
               </w:rPr>
-              <w:t>53</w:t>
+              <w:t>57</w:t>
             </w:r>
             <w:r>
               <w:rPr>
@@ -2739,7 +2745,7 @@
               <w14:ligatures w14:val="none"/>
             </w:rPr>
           </w:pPr>
-          <w:hyperlink w:anchor="_Toc237074418" w:history="1">
+          <w:hyperlink w:anchor="_Toc238026511" w:history="1">
             <w:r>
               <w:rPr>
                 <w:rStyle w:val="Hipervnculo"/>
@@ -2766,7 +2772,7 @@
                 <w:noProof/>
                 <w:webHidden/>
               </w:rPr>
-              <w:instrText xml:space="preserve"> PAGEREF _Toc237074418 \h </w:instrText>
+              <w:instrText xml:space="preserve"> PAGEREF _Toc238026511 \h </w:instrText>
             </w:r>
             <w:r>
               <w:rPr>
@@ -2786,7 +2792,7 @@
                 <w:noProof/>
                 <w:webHidden/>
               </w:rPr>
-              <w:t>55</w:t>
+              <w:t>59</w:t>
             </w:r>
             <w:r>
               <w:rPr>
@@ -2812,7 +2818,7 @@
               <w14:ligatures w14:val="none"/>
             </w:rPr>
           </w:pPr>
-          <w:hyperlink w:anchor="_Toc237074419" w:history="1">
+          <w:hyperlink w:anchor="_Toc238026512" w:history="1">
             <w:r>
               <w:rPr>
                 <w:rStyle w:val="Hipervnculo"/>
@@ -2839,7 +2845,7 @@
                 <w:noProof/>
                 <w:webHidden/>
               </w:rPr>
-              <w:instrText xml:space="preserve"> PAGEREF _Toc237074419 \h </w:instrText>
+              <w:instrText xml:space="preserve"> PAGEREF _Toc238026512 \h </w:instrText>
             </w:r>
             <w:r>
               <w:rPr>
@@ -2859,7 +2865,7 @@
                 <w:noProof/>
                 <w:webHidden/>
               </w:rPr>
-              <w:t>55</w:t>
+              <w:t>59</w:t>
             </w:r>
             <w:r>
               <w:rPr>
@@ -2885,7 +2891,7 @@
               <w14:ligatures w14:val="none"/>
             </w:rPr>
           </w:pPr>
-          <w:hyperlink w:anchor="_Toc237074420" w:history="1">
+          <w:hyperlink w:anchor="_Toc238026513" w:history="1">
             <w:r>
               <w:rPr>
                 <w:rStyle w:val="Hipervnculo"/>
@@ -2912,7 +2918,7 @@
                 <w:noProof/>
                 <w:webHidden/>
               </w:rPr>
-              <w:instrText xml:space="preserve"> PAGEREF _Toc237074420 \h </w:instrText>
+              <w:instrText xml:space="preserve"> PAGEREF _Toc238026513 \h </w:instrText>
             </w:r>
             <w:r>
               <w:rPr>
@@ -2932,7 +2938,7 @@
                 <w:noProof/>
                 <w:webHidden/>
               </w:rPr>
-              <w:t>57</w:t>
+              <w:t>61</w:t>
             </w:r>
             <w:r>
               <w:rPr>
@@ -2958,7 +2964,7 @@
               <w14:ligatures w14:val="none"/>
             </w:rPr>
           </w:pPr>
-          <w:hyperlink w:anchor="_Toc237074421" w:history="1">
+          <w:hyperlink w:anchor="_Toc238026514" w:history="1">
             <w:r>
               <w:rPr>
                 <w:rStyle w:val="Hipervnculo"/>
@@ -2985,7 +2991,7 @@
                 <w:noProof/>
                 <w:webHidden/>
               </w:rPr>
-              <w:instrText xml:space="preserve"> PAGEREF _Toc237074421 \h </w:instrText>
+              <w:instrText xml:space="preserve"> PAGEREF _Toc238026514 \h </w:instrText>
             </w:r>
             <w:r>
               <w:rPr>
@@ -3005,7 +3011,7 @@
                 <w:noProof/>
                 <w:webHidden/>
               </w:rPr>
-              <w:t>58</w:t>
+              <w:t>62</w:t>
             </w:r>
             <w:r>
               <w:rPr>
@@ -3031,7 +3037,7 @@
               <w14:ligatures w14:val="none"/>
             </w:rPr>
           </w:pPr>
-          <w:hyperlink w:anchor="_Toc237074422" w:history="1">
+          <w:hyperlink w:anchor="_Toc238026515" w:history="1">
             <w:r>
               <w:rPr>
                 <w:rStyle w:val="Hipervnculo"/>
@@ -3058,7 +3064,7 @@
                 <w:noProof/>
                 <w:webHidden/>
               </w:rPr>
-              <w:instrText xml:space="preserve"> PAGEREF _Toc237074422 \h </w:instrText>
+              <w:instrText xml:space="preserve"> PAGEREF _Toc238026515 \h </w:instrText>
             </w:r>
             <w:r>
               <w:rPr>
@@ -3078,7 +3084,7 @@
                 <w:noProof/>
                 <w:webHidden/>
               </w:rPr>
-              <w:t>60</w:t>
+              <w:t>64</w:t>
             </w:r>
             <w:r>
               <w:rPr>
@@ -3096,7 +3102,7 @@
               <w:tab w:val="right" w:leader="dot" w:pos="9962"/>
             </w:tabs>
           </w:pPr>
-          <w:hyperlink w:anchor="_Toc237074423" w:history="1">
+          <w:hyperlink w:anchor="_Toc238026516" w:history="1">
             <w:r>
               <w:rPr>
                 <w:rStyle w:val="Hipervnculo"/>
@@ -3123,7 +3129,7 @@
                 <w:noProof/>
                 <w:webHidden/>
               </w:rPr>
-              <w:instrText xml:space="preserve"> PAGEREF _Toc237074423 \h </w:instrText>
+              <w:instrText xml:space="preserve"> PAGEREF _Toc238026516 \h </w:instrText>
             </w:r>
             <w:r>
               <w:rPr>
@@ -3143,7 +3149,7 @@
                 <w:noProof/>
                 <w:webHidden/>
               </w:rPr>
-              <w:t>62</w:t>
+              <w:t>66</w:t>
             </w:r>
             <w:r>
               <w:rPr>
@@ -3163,7 +3169,7 @@
       <w:pPr>
         <w:pStyle w:val="Titulosgenerales"/>
       </w:pPr>
-      <w:bookmarkStart w:id="0" w:name="_Toc237074389"/>
+      <w:bookmarkStart w:id="0" w:name="_Toc238026482"/>
       <w:r>
         <w:lastRenderedPageBreak/>
         <w:t>Introducción</w:t>
@@ -3186,7 +3192,19 @@
         <w:t>e-commerce</w:t>
       </w:r>
       <w:r>
-        <w:t xml:space="preserve"> en mercados nacionales e internacionales ha incrementado la necesidad de integrar tecnologías, modelos de distribución y mecanismos de control que permitan responder a consumidores más informados y exigentes. Empresas como Mercado Libre, Amazon, Falabella, Éxito entre otras han fortalecido sus procesos logísticos mediante sistemas de almacenamiento inteligente, automatización de pedidos y monitoreo de entregas en tiempo real.</w:t>
+        <w:t xml:space="preserve"> en mercados nacionales e internacionales ha incrementado la necesidad de integrar tecnologías, modelos de distribución y mecanismos de control que permitan responder a consumidores más informados y exigentes. Empresas como Mercado Libre, Amazon, Falabella, Éxito</w:t>
+      </w:r>
+      <w:r>
+        <w:t>,</w:t>
+      </w:r>
+      <w:r>
+        <w:t xml:space="preserve"> entre otras</w:t>
+      </w:r>
+      <w:r>
+        <w:t>,</w:t>
+      </w:r>
+      <w:r>
+        <w:t xml:space="preserve"> han fortalecido sus procesos logísticos mediante sistemas de almacenamiento inteligente, automatización de pedidos y monitoreo de entregas en tiempo real.</w:t>
       </w:r>
     </w:p>
     <w:p>
@@ -3232,7 +3250,7 @@
       <w:pPr>
         <w:pStyle w:val="Ttulo1"/>
       </w:pPr>
-      <w:bookmarkStart w:id="1" w:name="_Toc237074390"/>
+      <w:bookmarkStart w:id="1" w:name="_Toc238026483"/>
       <w:r>
         <w:lastRenderedPageBreak/>
         <w:t xml:space="preserve">Fundamentos del </w:t>
@@ -3242,68 +3260,107 @@
           <w:rStyle w:val="Extranjerismo"/>
           <w:lang w:val="es-419"/>
         </w:rPr>
+        <w:t>e-</w:t>
+      </w:r>
+      <w:proofErr w:type="spellStart"/>
+      <w:r>
+        <w:rPr>
+          <w:rStyle w:val="Extranjerismo"/>
+          <w:lang w:val="es-419"/>
+        </w:rPr>
+        <w:t>commerce</w:t>
+      </w:r>
+      <w:proofErr w:type="spellEnd"/>
+      <w:r>
+        <w:t xml:space="preserve"> y modelos de negociación</w:t>
+      </w:r>
+      <w:bookmarkEnd w:id="1"/>
+    </w:p>
+    <w:p>
+      <w:pPr>
+        <w:rPr>
+          <w:lang w:val="es-419" w:eastAsia="es-CO"/>
+        </w:rPr>
+      </w:pPr>
+      <w:r>
+        <w:rPr>
+          <w:lang w:val="es-419" w:eastAsia="es-CO"/>
+        </w:rPr>
+        <w:t xml:space="preserve">Las operaciones de </w:t>
+      </w:r>
+      <w:r>
+        <w:rPr>
+          <w:rStyle w:val="Extranjerismo"/>
+          <w:lang w:val="es-419" w:eastAsia="es-CO"/>
+        </w:rPr>
+        <w:t>e-</w:t>
+      </w:r>
+      <w:proofErr w:type="spellStart"/>
+      <w:r>
+        <w:rPr>
+          <w:rStyle w:val="Extranjerismo"/>
+          <w:lang w:val="es-419" w:eastAsia="es-CO"/>
+        </w:rPr>
+        <w:t>commerce</w:t>
+      </w:r>
+      <w:proofErr w:type="spellEnd"/>
+      <w:r>
+        <w:rPr>
+          <w:lang w:val="es-419" w:eastAsia="es-CO"/>
+        </w:rPr>
+        <w:t xml:space="preserve"> han transformado la gestión comercial y logística de las organizaciones. Actualmente, las empresas requieren integrar procesos de distribución, almacenamiento y control de pedidos para responder a las exigencias del consumidor digital. En este contexto, la logística se convierte en un elemento estratégico para garantizar eficiencia operativa y competitividad empresarial.  </w:t>
+      </w:r>
+    </w:p>
+    <w:p>
+      <w:pPr>
+        <w:pStyle w:val="Ttulo2"/>
+      </w:pPr>
+      <w:bookmarkStart w:id="2" w:name="_Toc238026484"/>
+      <w:r>
+        <w:t>Concepto</w:t>
+      </w:r>
+      <w:r>
+        <w:t xml:space="preserve"> </w:t>
+      </w:r>
+      <w:r>
+        <w:t xml:space="preserve">logístico del </w:t>
+      </w:r>
+      <w:r>
+        <w:rPr>
+          <w:rStyle w:val="Extranjerismo"/>
+        </w:rPr>
         <w:t>e-commerce</w:t>
       </w:r>
-      <w:r>
-        <w:t xml:space="preserve"> y modelos de negociación</w:t>
-      </w:r>
-      <w:bookmarkEnd w:id="1"/>
-    </w:p>
-    <w:p>
-      <w:pPr>
-        <w:rPr>
-          <w:lang w:val="es-419" w:eastAsia="es-CO"/>
-        </w:rPr>
-      </w:pPr>
-      <w:r>
-        <w:rPr>
-          <w:lang w:val="es-419" w:eastAsia="es-CO"/>
-        </w:rPr>
-        <w:t xml:space="preserve">Las operaciones de </w:t>
+      <w:bookmarkEnd w:id="2"/>
+    </w:p>
+    <w:p>
+      <w:pPr>
+        <w:rPr>
+          <w:lang w:val="es-419" w:eastAsia="es-CO"/>
+        </w:rPr>
+      </w:pPr>
+      <w:r>
+        <w:rPr>
+          <w:lang w:val="es-419" w:eastAsia="es-CO"/>
+        </w:rPr>
+        <w:t xml:space="preserve">El </w:t>
       </w:r>
       <w:r>
         <w:rPr>
           <w:rStyle w:val="Extranjerismo"/>
           <w:lang w:val="es-419" w:eastAsia="es-CO"/>
         </w:rPr>
-        <w:t>e-commerce</w:t>
-      </w:r>
-      <w:r>
-        <w:rPr>
-          <w:lang w:val="es-419" w:eastAsia="es-CO"/>
-        </w:rPr>
-        <w:t xml:space="preserve"> han transformado la gestión comercial y logística de las organizaciones. Actualmente, las empresas requieren integrar procesos de distribución, almacenamiento y control de pedidos para responder a las exigencias del consumidor digital. En este contexto, la logística se convierte en un elemento estratégico para garantizar eficiencia operativa y competitividad empresarial.  </w:t>
-      </w:r>
-    </w:p>
-    <w:p>
-      <w:pPr>
-        <w:pStyle w:val="Ttulo2"/>
-      </w:pPr>
-      <w:bookmarkStart w:id="2" w:name="_Toc237074391"/>
-      <w:r>
-        <w:t>Concepto</w:t>
-      </w:r>
-      <w:bookmarkEnd w:id="2"/>
-    </w:p>
-    <w:p>
-      <w:pPr>
-        <w:rPr>
-          <w:lang w:val="es-419" w:eastAsia="es-CO"/>
-        </w:rPr>
-      </w:pPr>
-      <w:r>
-        <w:rPr>
-          <w:lang w:val="es-419" w:eastAsia="es-CO"/>
-        </w:rPr>
-        <w:t xml:space="preserve">El </w:t>
-      </w:r>
+        <w:t>e-</w:t>
+      </w:r>
+      <w:proofErr w:type="spellStart"/>
       <w:r>
         <w:rPr>
           <w:rStyle w:val="Extranjerismo"/>
           <w:lang w:val="es-419" w:eastAsia="es-CO"/>
         </w:rPr>
-        <w:t>e-commerce</w:t>
-      </w:r>
+        <w:t>commerce</w:t>
+      </w:r>
+      <w:proofErr w:type="spellEnd"/>
       <w:r>
         <w:rPr>
           <w:lang w:val="es-419" w:eastAsia="es-CO"/>
@@ -3349,7 +3406,7 @@
       <w:pPr>
         <w:pStyle w:val="Ttulo2"/>
       </w:pPr>
-      <w:bookmarkStart w:id="3" w:name="_Toc237074392"/>
+      <w:bookmarkStart w:id="3" w:name="_Toc238026485"/>
       <w:r>
         <w:t>Modelos y componentes logísticos</w:t>
       </w:r>
@@ -3372,8 +3429,17 @@
           <w:rStyle w:val="Extranjerismo"/>
           <w:lang w:val="es-419" w:eastAsia="es-CO"/>
         </w:rPr>
-        <w:t>e-commerce</w:t>
-      </w:r>
+        <w:t>e-</w:t>
+      </w:r>
+      <w:proofErr w:type="spellStart"/>
+      <w:r>
+        <w:rPr>
+          <w:rStyle w:val="Extranjerismo"/>
+          <w:lang w:val="es-419" w:eastAsia="es-CO"/>
+        </w:rPr>
+        <w:t>commerce</w:t>
+      </w:r>
+      <w:proofErr w:type="spellEnd"/>
       <w:r>
         <w:rPr>
           <w:lang w:val="es-419" w:eastAsia="es-CO"/>
@@ -3629,7 +3695,7 @@
       <w:pPr>
         <w:pStyle w:val="Ttulo2"/>
       </w:pPr>
-      <w:bookmarkStart w:id="4" w:name="_Toc237074393"/>
+      <w:bookmarkStart w:id="4" w:name="_Toc238026486"/>
       <w:r>
         <w:t>Modelos de negociación B2B, B2C y B2G</w:t>
       </w:r>
@@ -3665,8 +3731,17 @@
           <w:rStyle w:val="Extranjerismo"/>
           <w:lang w:val="es-419" w:eastAsia="es-CO"/>
         </w:rPr>
-        <w:t>e-commerce</w:t>
-      </w:r>
+        <w:t>e-</w:t>
+      </w:r>
+      <w:proofErr w:type="spellStart"/>
+      <w:r>
+        <w:rPr>
+          <w:rStyle w:val="Extranjerismo"/>
+          <w:lang w:val="es-419" w:eastAsia="es-CO"/>
+        </w:rPr>
+        <w:t>commerce</w:t>
+      </w:r>
+      <w:proofErr w:type="spellEnd"/>
       <w:r>
         <w:rPr>
           <w:lang w:val="es-419" w:eastAsia="es-CO"/>
@@ -4014,7 +4089,7 @@
       <w:pPr>
         <w:pStyle w:val="Ttulo2"/>
       </w:pPr>
-      <w:bookmarkStart w:id="5" w:name="_Toc237074394"/>
+      <w:bookmarkStart w:id="5" w:name="_Toc238026487"/>
       <w:r>
         <w:t xml:space="preserve">Normativa aplicable al </w:t>
       </w:r>
@@ -4403,6 +4478,7 @@
         </w:rPr>
         <w:t>-</w:t>
       </w:r>
+      <w:proofErr w:type="spellStart"/>
       <w:r>
         <w:rPr>
           <w:rStyle w:val="Extranjerismo"/>
@@ -4410,6 +4486,7 @@
         </w:rPr>
         <w:t>commerce</w:t>
       </w:r>
+      <w:proofErr w:type="spellEnd"/>
       <w:r>
         <w:rPr>
           <w:lang w:val="es-419" w:eastAsia="es-CO"/>
@@ -4423,6 +4500,12 @@
         <w:lastRenderedPageBreak/>
         <w:t>fundamentos y modelos de negociación, consultar el anexo en PDF y a escuchar el pódcast sobre la logística detrás del pedido.</w:t>
       </w:r>
+      <w:r>
+        <w:rPr>
+          <w:lang w:val="es-419" w:eastAsia="es-CO"/>
+        </w:rPr>
+        <w:t xml:space="preserve"> </w:t>
+      </w:r>
     </w:p>
     <w:p>
       <w:pPr>
@@ -4440,20 +4523,26 @@
         <w:rPr>
           <w:lang w:val="es-419" w:eastAsia="es-CO"/>
         </w:rPr>
-        <w:t>consulte e</w:t>
-      </w:r>
-      <w:r>
-        <w:rPr>
-          <w:lang w:val="es-419" w:eastAsia="es-CO"/>
-        </w:rPr>
-        <w:t xml:space="preserve">l siguiente video para fortalecer los conocimientos relacionados con fundamentos del </w:t>
+        <w:t xml:space="preserve">se invita a ir al </w:t>
+      </w:r>
+      <w:r>
+        <w:rPr>
+          <w:lang w:val="es-419" w:eastAsia="es-CO"/>
+        </w:rPr>
+        <w:t xml:space="preserve">siguiente video para fortalecer los conocimientos relacionados con fundamentos del </w:t>
       </w:r>
       <w:r>
         <w:rPr>
           <w:rStyle w:val="Extranjerismo"/>
           <w:lang w:val="es-419" w:eastAsia="es-CO"/>
         </w:rPr>
-        <w:t>e-commerce</w:t>
+        <w:t>e-</w:t>
+      </w:r>
+      <w:r>
+        <w:rPr>
+          <w:rStyle w:val="Extranjerismo"/>
+        </w:rPr>
+        <w:t>commerce</w:t>
       </w:r>
       <w:r>
         <w:rPr>
@@ -4495,8 +4584,17 @@
           <w:rStyle w:val="Extranjerismo"/>
           <w:lang w:val="es-419" w:eastAsia="es-CO"/>
         </w:rPr>
-        <w:t>e-commerce</w:t>
-      </w:r>
+        <w:t>e-</w:t>
+      </w:r>
+      <w:proofErr w:type="spellStart"/>
+      <w:r>
+        <w:rPr>
+          <w:rStyle w:val="Extranjerismo"/>
+          <w:lang w:val="es-419" w:eastAsia="es-CO"/>
+        </w:rPr>
+        <w:t>commerce</w:t>
+      </w:r>
+      <w:proofErr w:type="spellEnd"/>
       <w:r>
         <w:rPr>
           <w:lang w:val="es-419" w:eastAsia="es-CO"/>
@@ -4581,7 +4679,7 @@
                 <w:b/>
                 <w:bCs/>
               </w:rPr>
-              <w:t>La mercancía correcta, el despacho correcto: claves para una operación logística eficiente</w:t>
+              <w:t>La logística detrás del pedido: carga, preparación y distribución</w:t>
             </w:r>
             <w:r>
               <w:rPr>
@@ -4598,25 +4696,345 @@
           <w:tcPr>
             <w:tcW w:w="9962" w:type="dxa"/>
           </w:tcPr>
-          <w:p/>
-          <w:p/>
-          <w:p/>
-          <w:p/>
-          <w:p/>
-          <w:p/>
-          <w:p/>
-          <w:p/>
-          <w:p/>
-          <w:p/>
-          <w:p/>
-          <w:p/>
-          <w:p/>
-          <w:p/>
-          <w:p/>
-          <w:p/>
-          <w:p/>
-          <w:p/>
-          <w:p/>
+          <w:p>
+            <w:r>
+              <w:rPr>
+                <w:b/>
+                <w:bCs/>
+              </w:rPr>
+              <w:t>Mujer</w:t>
+            </w:r>
+            <w:r>
+              <w:t xml:space="preserve">: </w:t>
+            </w:r>
+            <w:r>
+              <w:t>Un cliente hace clic, compra y en segundos recibe la confirmación en su celular. Pero al otro lado de la pantalla, el proceso apenas empieza: hay que encontrar el producto, prepararlo y ponerlo en camino.</w:t>
+            </w:r>
+          </w:p>
+          <w:p>
+            <w:r>
+              <w:rPr>
+                <w:b/>
+                <w:bCs/>
+              </w:rPr>
+              <w:t>Hombre</w:t>
+            </w:r>
+            <w:r>
+              <w:t xml:space="preserve">: </w:t>
+            </w:r>
+            <w:r>
+              <w:t>Aquí empieza el verdadero reto. Hay que encontrar la mercancía, prepararla, empacarla, organizar la carga y ponerla en camino. Todo tiene que salir bien, porque un error en la bodega termina apareciendo en la puerta del cliente.</w:t>
+            </w:r>
+          </w:p>
+          <w:p>
+            <w:r>
+              <w:rPr>
+                <w:b/>
+                <w:bCs/>
+              </w:rPr>
+              <w:lastRenderedPageBreak/>
+              <w:t>Mujer</w:t>
+            </w:r>
+            <w:r>
+              <w:t xml:space="preserve">: </w:t>
+            </w:r>
+            <w:r>
+              <w:t>Al principio, un pequeño negocio puede manejar sus pedidos con facilidad. Llegan unas cuantas ventas por redes sociales, se empacan los productos y se entregan al mensajero.</w:t>
+            </w:r>
+          </w:p>
+          <w:p>
+            <w:r>
+              <w:rPr>
+                <w:b/>
+                <w:bCs/>
+              </w:rPr>
+              <w:t>Hombre</w:t>
+            </w:r>
+            <w:r>
+              <w:t xml:space="preserve">: </w:t>
+            </w:r>
+            <w:r>
+              <w:t>Cuando empiezan a llegar más pedidos, la bodega tiene que responder a otro ritmo. Hay que saber qué queda, dónde está cada producto y cuál corresponde a cada cliente.</w:t>
+            </w:r>
+          </w:p>
+          <w:p>
+            <w:r>
+              <w:rPr>
+                <w:b/>
+                <w:bCs/>
+              </w:rPr>
+              <w:t>Mujer</w:t>
+            </w:r>
+            <w:r>
+              <w:rPr>
+                <w:b/>
+                <w:bCs/>
+              </w:rPr>
+              <w:t>:</w:t>
+            </w:r>
+            <w:r>
+              <w:t xml:space="preserve"> </w:t>
+            </w:r>
+            <w:r>
+              <w:t xml:space="preserve">En muchos negocios pequeños, marcar, empacar, rotular y revisar cada pedido todavía se hace a mano. Un descuido puede hacer que salga tarde, incompleto o lo terminen devolviendo. </w:t>
+            </w:r>
+          </w:p>
+          <w:p>
+            <w:r>
+              <w:rPr>
+                <w:b/>
+                <w:bCs/>
+              </w:rPr>
+              <w:t>Hombre</w:t>
+            </w:r>
+            <w:r>
+              <w:t xml:space="preserve">: </w:t>
+            </w:r>
+            <w:r>
+              <w:t>El tipo de carga también cambia el costo del transporte. Una mercancía puede ser liviana, pero si ocupa mucho espacio, el envío puede salir más caro.</w:t>
+            </w:r>
+          </w:p>
+          <w:p>
+            <w:r>
+              <w:rPr>
+                <w:b/>
+                <w:bCs/>
+              </w:rPr>
+              <w:t>Mujer</w:t>
+            </w:r>
+            <w:r>
+              <w:t xml:space="preserve">: </w:t>
+            </w:r>
+            <w:r>
+              <w:t>Para eso es el cubicaje. Saber cuánto espacio ocupa la mercancía ayuda a calcular mejor el costo del transporte.</w:t>
+            </w:r>
+          </w:p>
+          <w:p>
+            <w:r>
+              <w:rPr>
+                <w:b/>
+                <w:bCs/>
+              </w:rPr>
+              <w:t>Hombre</w:t>
+            </w:r>
+            <w:r>
+              <w:t xml:space="preserve">: </w:t>
+            </w:r>
+            <w:r>
+              <w:t xml:space="preserve">Algunos emprendimientos incluso trabajan con </w:t>
+            </w:r>
+            <w:proofErr w:type="spellStart"/>
+            <w:r>
+              <w:rPr>
+                <w:rStyle w:val="Extranjerismo"/>
+              </w:rPr>
+              <w:t>dropshipping</w:t>
+            </w:r>
+            <w:proofErr w:type="spellEnd"/>
+            <w:r>
+              <w:t>. En ese modelo, el vendedor ofrece los productos sin mantener un inventario físico y el proveedor se encarga de preparar y enviar la mercancía.</w:t>
+            </w:r>
+          </w:p>
+          <w:p>
+            <w:r>
+              <w:rPr>
+                <w:b/>
+                <w:bCs/>
+              </w:rPr>
+              <w:t>Mujer</w:t>
+            </w:r>
+            <w:r>
+              <w:t xml:space="preserve">: </w:t>
+            </w:r>
+            <w:r>
+              <w:t xml:space="preserve">Es un modelo que puede resultar práctico, sobre todo cuando el negocio está comenzando. El servicio queda en manos del proveedor, y de él </w:t>
+            </w:r>
+            <w:r>
+              <w:lastRenderedPageBreak/>
+              <w:t>dependen los tiempos de entrega y las condiciones en que llega el producto al cliente.</w:t>
+            </w:r>
+          </w:p>
+          <w:p>
+            <w:r>
+              <w:rPr>
+                <w:b/>
+                <w:bCs/>
+              </w:rPr>
+              <w:t>Hombre</w:t>
+            </w:r>
+            <w:r>
+              <w:rPr>
+                <w:b/>
+                <w:bCs/>
+              </w:rPr>
+              <w:t>:</w:t>
+            </w:r>
+            <w:r>
+              <w:t xml:space="preserve"> </w:t>
+            </w:r>
+            <w:r>
+              <w:t>Llega el momento en que las ventas crecen y con ellas llegan cientos de pedidos. Cada despacho tiene que salir bien preparado.</w:t>
+            </w:r>
+          </w:p>
+          <w:p>
+            <w:r>
+              <w:rPr>
+                <w:b/>
+                <w:bCs/>
+              </w:rPr>
+              <w:t>Mujer</w:t>
+            </w:r>
+            <w:r>
+              <w:rPr>
+                <w:b/>
+                <w:bCs/>
+              </w:rPr>
+              <w:tab/>
+            </w:r>
+            <w:r>
+              <w:rPr>
+                <w:b/>
+                <w:bCs/>
+              </w:rPr>
+              <w:t>:</w:t>
+            </w:r>
+            <w:r>
+              <w:t xml:space="preserve"> </w:t>
+            </w:r>
+            <w:r>
+              <w:t xml:space="preserve">Cada pedido tiene su propio recorrido. El </w:t>
+            </w:r>
+            <w:r>
+              <w:rPr>
+                <w:rStyle w:val="Extranjerismo"/>
+              </w:rPr>
+              <w:t>picking</w:t>
+            </w:r>
+            <w:r>
+              <w:t xml:space="preserve"> es el momento de buscar y seleccionar los productos de la orden. Luego viene el </w:t>
+            </w:r>
+            <w:r>
+              <w:rPr>
+                <w:rStyle w:val="Extranjerismo"/>
+              </w:rPr>
+              <w:t>packing</w:t>
+            </w:r>
+            <w:r>
+              <w:t xml:space="preserve">, cuando se empacan y quedan listos para salir. </w:t>
+            </w:r>
+          </w:p>
+          <w:p>
+            <w:r>
+              <w:rPr>
+                <w:b/>
+                <w:bCs/>
+              </w:rPr>
+              <w:t>Hombre</w:t>
+            </w:r>
+            <w:r>
+              <w:t xml:space="preserve">: </w:t>
+            </w:r>
+            <w:r>
+              <w:t>Con muchas referencias en bodega, tener claro qué hay y dónde está permite encontrar rápido el producto correcto y evitar errores en el despacho.</w:t>
+            </w:r>
+          </w:p>
+          <w:p>
+            <w:r>
+              <w:rPr>
+                <w:b/>
+                <w:bCs/>
+              </w:rPr>
+              <w:t>Mujer</w:t>
+            </w:r>
+            <w:r>
+              <w:t xml:space="preserve">: </w:t>
+            </w:r>
+            <w:r>
+              <w:t>En una operación grande, la tecnología empieza a hacer parte del trabajo. Los sistemas automatizados ayudan a clasificar productos, controlar inventarios y seguir cada pedido durante el recorrido.</w:t>
+            </w:r>
+          </w:p>
+          <w:p>
+            <w:r>
+              <w:rPr>
+                <w:b/>
+                <w:bCs/>
+              </w:rPr>
+              <w:t>Hombre</w:t>
+            </w:r>
+            <w:r>
+              <w:rPr>
+                <w:b/>
+                <w:bCs/>
+              </w:rPr>
+              <w:t>:</w:t>
+            </w:r>
+            <w:r>
+              <w:t xml:space="preserve"> </w:t>
+            </w:r>
+            <w:r>
+              <w:t>Amazon y Mercado Libre llevan estos procesos a otra escala, con inteligencia artificial, trazabilidad en tiempo real y sistemas automatizados para preparar y despachar los pedidos.</w:t>
+            </w:r>
+          </w:p>
+          <w:p>
+            <w:r>
+              <w:rPr>
+                <w:b/>
+                <w:bCs/>
+              </w:rPr>
+              <w:t>Mujer</w:t>
+            </w:r>
+            <w:r>
+              <w:t xml:space="preserve">: </w:t>
+            </w:r>
+            <w:r>
+              <w:t>También se puede calcular con tecnología cuánto espacio necesita cada carga. Eso permite aprovechar mejor el envío y acomodar la mercancía según sus características.</w:t>
+            </w:r>
+          </w:p>
+          <w:p>
+            <w:r>
+              <w:rPr>
+                <w:b/>
+                <w:bCs/>
+              </w:rPr>
+              <w:lastRenderedPageBreak/>
+              <w:t>Hombre</w:t>
+            </w:r>
+            <w:r>
+              <w:rPr>
+                <w:b/>
+                <w:bCs/>
+              </w:rPr>
+              <w:t>:</w:t>
+            </w:r>
+            <w:r>
+              <w:t xml:space="preserve"> </w:t>
+            </w:r>
+            <w:r>
+              <w:t xml:space="preserve">La logística también hace parte de la experiencia del cliente. Al final, todo ese trabajo termina reflejándose en algo tan sencillo como una compra que llega bien. </w:t>
+            </w:r>
+          </w:p>
+          <w:p>
+            <w:r>
+              <w:rPr>
+                <w:b/>
+                <w:bCs/>
+              </w:rPr>
+              <w:t>Mujer</w:t>
+            </w:r>
+            <w:r>
+              <w:rPr>
+                <w:b/>
+                <w:bCs/>
+              </w:rPr>
+              <w:tab/>
+            </w:r>
+            <w:r>
+              <w:t xml:space="preserve">: </w:t>
+            </w:r>
+            <w:r>
+              <w:t>Al cliente le interesa hacer clic y recibir su pedido completo, en buen estado y a tiempo. Toda esta aventura logística ocurre detrás de esa caja, aunque él nunca llegue a conocerla.</w:t>
+            </w:r>
+          </w:p>
         </w:tc>
       </w:tr>
     </w:tbl>
@@ -4646,7 +5064,7 @@
       <w:pPr>
         <w:pStyle w:val="Ttulo1"/>
       </w:pPr>
-      <w:bookmarkStart w:id="6" w:name="_Toc237074395"/>
+      <w:bookmarkStart w:id="6" w:name="_Toc238026488"/>
       <w:r>
         <w:lastRenderedPageBreak/>
         <w:t>Logística de distribución y almacenamiento</w:t>
@@ -4670,8 +5088,17 @@
           <w:rStyle w:val="Extranjerismo"/>
           <w:lang w:val="es-419" w:eastAsia="es-CO"/>
         </w:rPr>
-        <w:t>e-commerce</w:t>
-      </w:r>
+        <w:t>e-</w:t>
+      </w:r>
+      <w:proofErr w:type="spellStart"/>
+      <w:r>
+        <w:rPr>
+          <w:rStyle w:val="Extranjerismo"/>
+          <w:lang w:val="es-419" w:eastAsia="es-CO"/>
+        </w:rPr>
+        <w:t>commerce</w:t>
+      </w:r>
+      <w:proofErr w:type="spellEnd"/>
       <w:r>
         <w:rPr>
           <w:lang w:val="es-419" w:eastAsia="es-CO"/>
@@ -4717,7 +5144,7 @@
       <w:pPr>
         <w:pStyle w:val="Ttulo2"/>
       </w:pPr>
-      <w:bookmarkStart w:id="7" w:name="_Toc237074396"/>
+      <w:bookmarkStart w:id="7" w:name="_Toc238026489"/>
       <w:r>
         <w:t>Logística nacional e internacional</w:t>
       </w:r>
@@ -5062,7 +5489,7 @@
       <w:pPr>
         <w:pStyle w:val="Ttulo2"/>
       </w:pPr>
-      <w:bookmarkStart w:id="8" w:name="_Toc237074397"/>
+      <w:bookmarkStart w:id="8" w:name="_Toc238026490"/>
       <w:r>
         <w:t>Primera y última milla</w:t>
       </w:r>
@@ -5418,8 +5845,17 @@
           <w:rStyle w:val="Extranjerismo"/>
           <w:lang w:val="es-419" w:eastAsia="es-CO"/>
         </w:rPr>
-        <w:t>e-commerce</w:t>
-      </w:r>
+        <w:t>e-</w:t>
+      </w:r>
+      <w:proofErr w:type="spellStart"/>
+      <w:r>
+        <w:rPr>
+          <w:rStyle w:val="Extranjerismo"/>
+          <w:lang w:val="es-419" w:eastAsia="es-CO"/>
+        </w:rPr>
+        <w:t>commerce</w:t>
+      </w:r>
+      <w:proofErr w:type="spellEnd"/>
       <w:r>
         <w:rPr>
           <w:lang w:val="es-419" w:eastAsia="es-CO"/>
@@ -5773,7 +6209,7 @@
       <w:pPr>
         <w:pStyle w:val="Ttulo2"/>
       </w:pPr>
-      <w:bookmarkStart w:id="9" w:name="_Toc237074398"/>
+      <w:bookmarkStart w:id="9" w:name="_Toc238026491"/>
       <w:r>
         <w:t>Operadores logísticos</w:t>
       </w:r>
@@ -5796,8 +6232,17 @@
           <w:rStyle w:val="Extranjerismo"/>
           <w:lang w:val="es-419" w:eastAsia="es-CO"/>
         </w:rPr>
-        <w:t>e-commerce</w:t>
-      </w:r>
+        <w:t>e-</w:t>
+      </w:r>
+      <w:proofErr w:type="spellStart"/>
+      <w:r>
+        <w:rPr>
+          <w:rStyle w:val="Extranjerismo"/>
+          <w:lang w:val="es-419" w:eastAsia="es-CO"/>
+        </w:rPr>
+        <w:t>commerce</w:t>
+      </w:r>
+      <w:proofErr w:type="spellEnd"/>
       <w:r>
         <w:rPr>
           <w:lang w:val="es-419" w:eastAsia="es-CO"/>
@@ -5970,7 +6415,7 @@
       <w:pPr>
         <w:pStyle w:val="Ttulo2"/>
       </w:pPr>
-      <w:bookmarkStart w:id="10" w:name="_Toc237074399"/>
+      <w:bookmarkStart w:id="10" w:name="_Toc238026492"/>
       <w:r>
         <w:t>Almacenamiento y tiempos de entrega</w:t>
       </w:r>
@@ -6364,8 +6809,17 @@
           <w:rStyle w:val="Extranjerismo"/>
           <w:lang w:val="es-419" w:eastAsia="es-CO"/>
         </w:rPr>
-        <w:t>e-commerce</w:t>
-      </w:r>
+        <w:t>e-</w:t>
+      </w:r>
+      <w:proofErr w:type="spellStart"/>
+      <w:r>
+        <w:rPr>
+          <w:rStyle w:val="Extranjerismo"/>
+          <w:lang w:val="es-419" w:eastAsia="es-CO"/>
+        </w:rPr>
+        <w:t>commerce</w:t>
+      </w:r>
+      <w:proofErr w:type="spellEnd"/>
       <w:r>
         <w:rPr>
           <w:lang w:val="es-419" w:eastAsia="es-CO"/>
@@ -6637,8 +7091,17 @@
           <w:rStyle w:val="Extranjerismo"/>
           <w:lang w:val="es-419" w:eastAsia="es-CO"/>
         </w:rPr>
-        <w:t>e-commerce</w:t>
-      </w:r>
+        <w:t>e-</w:t>
+      </w:r>
+      <w:proofErr w:type="spellStart"/>
+      <w:r>
+        <w:rPr>
+          <w:rStyle w:val="Extranjerismo"/>
+          <w:lang w:val="es-419" w:eastAsia="es-CO"/>
+        </w:rPr>
+        <w:t>commerce</w:t>
+      </w:r>
+      <w:proofErr w:type="spellEnd"/>
       <w:r>
         <w:rPr>
           <w:lang w:val="es-419" w:eastAsia="es-CO"/>
@@ -6793,7 +7256,7 @@
       <w:pPr>
         <w:pStyle w:val="Ttulo1"/>
       </w:pPr>
-      <w:bookmarkStart w:id="11" w:name="_Toc237074400"/>
+      <w:bookmarkStart w:id="11" w:name="_Toc238026493"/>
       <w:r>
         <w:lastRenderedPageBreak/>
         <w:t>Gestión de carga y preparación de pedidos</w:t>
@@ -6820,8 +7283,17 @@
           <w:rStyle w:val="Extranjerismo"/>
           <w:lang w:val="es-419" w:eastAsia="es-CO"/>
         </w:rPr>
-        <w:t>e-commerce</w:t>
-      </w:r>
+        <w:t>e-</w:t>
+      </w:r>
+      <w:proofErr w:type="spellStart"/>
+      <w:r>
+        <w:rPr>
+          <w:rStyle w:val="Extranjerismo"/>
+          <w:lang w:val="es-419" w:eastAsia="es-CO"/>
+        </w:rPr>
+        <w:t>commerce</w:t>
+      </w:r>
+      <w:proofErr w:type="spellEnd"/>
       <w:r>
         <w:rPr>
           <w:lang w:val="es-419" w:eastAsia="es-CO"/>
@@ -6846,7 +7318,7 @@
       <w:pPr>
         <w:pStyle w:val="Ttulo2"/>
       </w:pPr>
-      <w:bookmarkStart w:id="12" w:name="_Toc237074401"/>
+      <w:bookmarkStart w:id="12" w:name="_Toc238026494"/>
       <w:r>
         <w:t>Tipos y naturaleza de productos</w:t>
       </w:r>
@@ -7527,7 +7999,7 @@
       <w:pPr>
         <w:pStyle w:val="Ttulo2"/>
       </w:pPr>
-      <w:bookmarkStart w:id="13" w:name="_Toc237074402"/>
+      <w:bookmarkStart w:id="13" w:name="_Toc238026495"/>
       <w:r>
         <w:t>Tipos de carga</w:t>
       </w:r>
@@ -7965,7 +8437,7 @@
       <w:pPr>
         <w:pStyle w:val="Ttulo2"/>
       </w:pPr>
-      <w:bookmarkStart w:id="14" w:name="_Toc237074403"/>
+      <w:bookmarkStart w:id="14" w:name="_Toc238026496"/>
       <w:r>
         <w:lastRenderedPageBreak/>
         <w:t>Marcado, empacado y rotulado</w:t>
@@ -8330,7 +8802,6 @@
         <w:rPr>
           <w:lang w:val="es-419" w:eastAsia="es-CO"/>
         </w:rPr>
-        <w:lastRenderedPageBreak/>
         <w:t>Nota. SENA, (2026).</w:t>
       </w:r>
     </w:p>
@@ -8338,7 +8809,7 @@
       <w:pPr>
         <w:pStyle w:val="Ttulo2"/>
       </w:pPr>
-      <w:bookmarkStart w:id="15" w:name="_Toc237074404"/>
+      <w:bookmarkStart w:id="15" w:name="_Toc238026497"/>
       <w:r>
         <w:t xml:space="preserve">Cubicaje, </w:t>
       </w:r>
@@ -8376,12 +8847,21 @@
         </w:rPr>
         <w:t xml:space="preserve">Las operaciones logísticas en el comercio electrónico requieren procesos que optimicen el uso de los recursos, agilicen la preparación de los pedidos y respondan a las expectativas del cliente. En este contexto, el cubicaje, el </w:t>
       </w:r>
+      <w:proofErr w:type="spellStart"/>
       <w:r>
         <w:rPr>
           <w:rStyle w:val="Extranjerismo"/>
           <w:lang w:val="es-419" w:eastAsia="es-CO"/>
         </w:rPr>
-        <w:t>picking,</w:t>
+        <w:t>picking</w:t>
+      </w:r>
+      <w:proofErr w:type="spellEnd"/>
+      <w:r>
+        <w:rPr>
+          <w:rStyle w:val="Extranjerismo"/>
+          <w:lang w:val="es-419" w:eastAsia="es-CO"/>
+        </w:rPr>
+        <w:t>,</w:t>
       </w:r>
       <w:r>
         <w:rPr>
@@ -8389,12 +8869,21 @@
         </w:rPr>
         <w:t xml:space="preserve"> el </w:t>
       </w:r>
+      <w:proofErr w:type="spellStart"/>
       <w:r>
         <w:rPr>
           <w:rStyle w:val="Extranjerismo"/>
           <w:lang w:val="es-419" w:eastAsia="es-CO"/>
         </w:rPr>
-        <w:t xml:space="preserve">packaging </w:t>
+        <w:t>packaging</w:t>
+      </w:r>
+      <w:proofErr w:type="spellEnd"/>
+      <w:r>
+        <w:rPr>
+          <w:rStyle w:val="Extranjerismo"/>
+          <w:lang w:val="es-419" w:eastAsia="es-CO"/>
+        </w:rPr>
+        <w:t xml:space="preserve"> </w:t>
       </w:r>
       <w:r>
         <w:rPr>
@@ -8402,6 +8891,7 @@
         </w:rPr>
         <w:t xml:space="preserve">y el </w:t>
       </w:r>
+      <w:proofErr w:type="spellStart"/>
       <w:r>
         <w:rPr>
           <w:rStyle w:val="Extranjerismo"/>
@@ -8409,6 +8899,7 @@
         </w:rPr>
         <w:t>dropshipping</w:t>
       </w:r>
+      <w:proofErr w:type="spellEnd"/>
       <w:r>
         <w:rPr>
           <w:lang w:val="es-419" w:eastAsia="es-CO"/>
@@ -8476,7 +8967,6 @@
       <w:pPr>
         <w:jc w:val="center"/>
         <w:rPr>
-          <w:highlight w:val="yellow"/>
           <w:lang w:val="es-419" w:eastAsia="es-CO"/>
         </w:rPr>
       </w:pPr>
@@ -8486,10 +8976,10 @@
           <w:lang w:val="es-419" w:eastAsia="es-CO"/>
         </w:rPr>
         <w:drawing>
-          <wp:inline distT="0" distB="0" distL="0" distR="0" wp14:anchorId="510F5167" wp14:editId="130E11E4">
-            <wp:extent cx="4680000" cy="2883600"/>
+          <wp:inline distT="0" distB="0" distL="0" distR="0" wp14:anchorId="55479C82" wp14:editId="3F41D3C6">
+            <wp:extent cx="4680000" cy="3186000"/>
             <wp:effectExtent l="0" t="0" r="6350" b="0"/>
-            <wp:docPr id="1" name="Imagen 1" descr="La figura presenta un esquema del proceso de cubicaje aplicado a las operaciones logísticas. Integra el cálculo del volumen de una mercancía a partir de sus dimensiones, su análisis frente al espacio disponible para almacenamiento o transporte y un ejemplo práctico que ilustra la aplicación de la fórmula de volumen para optimizar la distribución de la carga. El contenido se acompaña de ilustraciones que representan las etapas del proceso, los elementos utilizados y una situación aplicada al aprovechamiento eficiente del espacio logístico."/>
+            <wp:docPr id="8" name="Imagen 8" descr="La figura presenta un esquema del proceso de cubicaje aplicado a las operaciones logísticas. Integra el cálculo del volumen de una mercancía a partir de sus dimensiones, su análisis frente al espacio disponible para almacenamiento o transporte y un ejemplo práctico que ilustra la aplicación de la fórmula de volumen para optimizar la distribución de la carga. El contenido se acompaña de ilustraciones que representan las etapas del proceso, los elementos utilizados y una situación aplicada al aprovechamiento eficiente del espacio logístico."/>
             <wp:cNvGraphicFramePr>
               <a:graphicFrameLocks xmlns:a="http://schemas.openxmlformats.org/drawingml/2006/main" noChangeAspect="1"/>
             </wp:cNvGraphicFramePr>
@@ -8497,11 +8987,17 @@
               <a:graphicData uri="http://schemas.openxmlformats.org/drawingml/2006/picture">
                 <pic:pic xmlns:pic="http://schemas.openxmlformats.org/drawingml/2006/picture">
                   <pic:nvPicPr>
-                    <pic:cNvPr id="1" name="Imagen 1" descr="La figura presenta un esquema del proceso de cubicaje aplicado a las operaciones logísticas. Integra el cálculo del volumen de una mercancía a partir de sus dimensiones, su análisis frente al espacio disponible para almacenamiento o transporte y un ejemplo práctico que ilustra la aplicación de la fórmula de volumen para optimizar la distribución de la carga. El contenido se acompaña de ilustraciones que representan las etapas del proceso, los elementos utilizados y una situación aplicada al aprovechamiento eficiente del espacio logístico."/>
+                    <pic:cNvPr id="8" name="Imagen 8" descr="La figura presenta un esquema del proceso de cubicaje aplicado a las operaciones logísticas. Integra el cálculo del volumen de una mercancía a partir de sus dimensiones, su análisis frente al espacio disponible para almacenamiento o transporte y un ejemplo práctico que ilustra la aplicación de la fórmula de volumen para optimizar la distribución de la carga. El contenido se acompaña de ilustraciones que representan las etapas del proceso, los elementos utilizados y una situación aplicada al aprovechamiento eficiente del espacio logístico."/>
                     <pic:cNvPicPr/>
                   </pic:nvPicPr>
                   <pic:blipFill>
-                    <a:blip r:embed="rId16"/>
+                    <a:blip r:embed="rId16">
+                      <a:extLst>
+                        <a:ext uri="{28A0092B-C50C-407E-A947-70E740481C1C}">
+                          <a14:useLocalDpi xmlns:a14="http://schemas.microsoft.com/office/drawing/2010/main" val="0"/>
+                        </a:ext>
+                      </a:extLst>
+                    </a:blip>
                     <a:stretch>
                       <a:fillRect/>
                     </a:stretch>
@@ -8509,7 +9005,7 @@
                   <pic:spPr>
                     <a:xfrm>
                       <a:off x="0" y="0"/>
-                      <a:ext cx="4680000" cy="2883600"/>
+                      <a:ext cx="4680000" cy="3186000"/>
                     </a:xfrm>
                     <a:prstGeom prst="rect">
                       <a:avLst/>
@@ -8555,6 +9051,7 @@
         </w:rPr>
         <w:t xml:space="preserve">El </w:t>
       </w:r>
+      <w:proofErr w:type="spellStart"/>
       <w:r>
         <w:rPr>
           <w:rStyle w:val="Extranjerismo"/>
@@ -8572,6 +9069,7 @@
         </w:rPr>
         <w:t>g</w:t>
       </w:r>
+      <w:proofErr w:type="spellEnd"/>
       <w:r>
         <w:rPr>
           <w:lang w:val="es-419" w:eastAsia="es-CO"/>
@@ -8632,10 +9130,10 @@
           <w:lang w:val="es-419" w:eastAsia="es-CO"/>
         </w:rPr>
         <w:drawing>
-          <wp:inline distT="0" distB="0" distL="0" distR="0" wp14:anchorId="7A960CAE" wp14:editId="1C39EE2D">
-            <wp:extent cx="4680000" cy="2941200"/>
-            <wp:effectExtent l="0" t="0" r="6350" b="0"/>
-            <wp:docPr id="2" name="Imagen 2" descr="La figura muestra, mediante una secuencia ilustrada, las actividades principales para localizar, verificar y trasladar productos destinados al despacho, apoyadas con elementos gráficos representativos de cada fase. También incorpora un ejemplo práctico que ilustra la aplicación del procedimiento por parte de un operario durante la preparación de un pedido para su posterior empaque."/>
+          <wp:inline distT="0" distB="0" distL="0" distR="0" wp14:anchorId="4647C93A" wp14:editId="3F8CE1B3">
+            <wp:extent cx="4901610" cy="3331148"/>
+            <wp:effectExtent l="0" t="0" r="0" b="3175"/>
+            <wp:docPr id="9" name="Imagen 9" descr="La figura muestra, mediante una secuencia ilustrada, las actividades principales para localizar, verificar y trasladar productos destinados al despacho, apoyadas con elementos gráficos representativos de cada fase. También incorpora un ejemplo práctico que ilustra la aplicación del procedimiento por parte de un operario durante la preparación de un pedido para su posterior empaque."/>
             <wp:cNvGraphicFramePr>
               <a:graphicFrameLocks xmlns:a="http://schemas.openxmlformats.org/drawingml/2006/main" noChangeAspect="1"/>
             </wp:cNvGraphicFramePr>
@@ -8643,11 +9141,17 @@
               <a:graphicData uri="http://schemas.openxmlformats.org/drawingml/2006/picture">
                 <pic:pic xmlns:pic="http://schemas.openxmlformats.org/drawingml/2006/picture">
                   <pic:nvPicPr>
-                    <pic:cNvPr id="2" name="Imagen 2" descr="La figura muestra, mediante una secuencia ilustrada, las actividades principales para localizar, verificar y trasladar productos destinados al despacho, apoyadas con elementos gráficos representativos de cada fase. También incorpora un ejemplo práctico que ilustra la aplicación del procedimiento por parte de un operario durante la preparación de un pedido para su posterior empaque."/>
+                    <pic:cNvPr id="9" name="Imagen 9" descr="La figura muestra, mediante una secuencia ilustrada, las actividades principales para localizar, verificar y trasladar productos destinados al despacho, apoyadas con elementos gráficos representativos de cada fase. También incorpora un ejemplo práctico que ilustra la aplicación del procedimiento por parte de un operario durante la preparación de un pedido para su posterior empaque."/>
                     <pic:cNvPicPr/>
                   </pic:nvPicPr>
                   <pic:blipFill>
-                    <a:blip r:embed="rId17"/>
+                    <a:blip r:embed="rId17">
+                      <a:extLst>
+                        <a:ext uri="{28A0092B-C50C-407E-A947-70E740481C1C}">
+                          <a14:useLocalDpi xmlns:a14="http://schemas.microsoft.com/office/drawing/2010/main" val="0"/>
+                        </a:ext>
+                      </a:extLst>
+                    </a:blip>
                     <a:stretch>
                       <a:fillRect/>
                     </a:stretch>
@@ -8655,7 +9159,7 @@
                   <pic:spPr>
                     <a:xfrm>
                       <a:off x="0" y="0"/>
-                      <a:ext cx="4680000" cy="2941200"/>
+                      <a:ext cx="4905305" cy="3333659"/>
                     </a:xfrm>
                     <a:prstGeom prst="rect">
                       <a:avLst/>
@@ -8701,6 +9205,7 @@
         </w:rPr>
         <w:t xml:space="preserve">El </w:t>
       </w:r>
+      <w:proofErr w:type="spellStart"/>
       <w:r>
         <w:rPr>
           <w:rStyle w:val="Extranjerismo"/>
@@ -8710,151 +9215,12 @@
         </w:rPr>
         <w:t>packaging</w:t>
       </w:r>
+      <w:proofErr w:type="spellEnd"/>
       <w:r>
         <w:rPr>
           <w:lang w:val="es-419" w:eastAsia="es-CO"/>
         </w:rPr>
         <w:t>: comprende el diseño y acondicionamiento final del empaque utilizado para entrega al cliente. Además de proteger el producto, fortalece la imagen de marca y la experiencia de compra.</w:t>
-      </w:r>
-    </w:p>
-    <w:p>
-      <w:pPr>
-        <w:pStyle w:val="Figura"/>
-        <w:rPr>
-          <w:lang w:val="es-419"/>
-        </w:rPr>
-      </w:pPr>
-      <w:r>
-        <w:rPr>
-          <w:lang w:val="es-419"/>
-        </w:rPr>
-        <w:t xml:space="preserve">Proceso de </w:t>
-      </w:r>
-      <w:r>
-        <w:rPr>
-          <w:rStyle w:val="Extranjerismo"/>
-        </w:rPr>
-        <w:t>packaging</w:t>
-      </w:r>
-    </w:p>
-    <w:p>
-      <w:pPr>
-        <w:rPr>
-          <w:lang w:val="es-419" w:eastAsia="es-CO"/>
-        </w:rPr>
-      </w:pPr>
-      <w:r>
-        <w:rPr>
-          <w:highlight w:val="yellow"/>
-          <w:lang w:val="es-419" w:eastAsia="es-CO"/>
-        </w:rPr>
-        <w:t>Falta imagen</w:t>
-      </w:r>
-    </w:p>
-    <w:p>
-      <w:pPr>
-        <w:rPr>
-          <w:lang w:val="es-419" w:eastAsia="es-CO"/>
-        </w:rPr>
-      </w:pPr>
-      <w:r>
-        <w:rPr>
-          <w:lang w:val="es-419" w:eastAsia="es-CO"/>
-        </w:rPr>
-        <w:t xml:space="preserve"> </w:t>
-      </w:r>
-      <w:r>
-        <w:rPr>
-          <w:highlight w:val="yellow"/>
-          <w:lang w:val="es-419" w:eastAsia="es-CO"/>
-        </w:rPr>
-        <w:t>Texto alternativo</w:t>
-      </w:r>
-      <w:r>
-        <w:rPr>
-          <w:lang w:val="es-419" w:eastAsia="es-CO"/>
-        </w:rPr>
-        <w:t>:</w:t>
-      </w:r>
-      <w:r>
-        <w:rPr>
-          <w:lang w:val="es-419" w:eastAsia="es-CO"/>
-        </w:rPr>
-        <w:t xml:space="preserve"> </w:t>
-      </w:r>
-      <w:r>
-        <w:rPr>
-          <w:lang w:val="es-419" w:eastAsia="es-CO"/>
-        </w:rPr>
-        <w:t xml:space="preserve">La figura presenta un esquema del proceso de </w:t>
-      </w:r>
-      <w:r>
-        <w:rPr>
-          <w:rStyle w:val="Extranjerismo"/>
-          <w:lang w:val="es-419" w:eastAsia="es-CO"/>
-        </w:rPr>
-        <w:t>Packaging</w:t>
-      </w:r>
-      <w:r>
-        <w:rPr>
-          <w:lang w:val="es-419" w:eastAsia="es-CO"/>
-        </w:rPr>
-        <w:t xml:space="preserve"> dentro de las operaciones logísticas. Integra las principales actividades relacionadas con la preparación y protección de los productos para su distribución, resaltando el uso de materiales de empaque, el acondicionamiento de la mercancía y la verificación previa al despacho. Además, incorpora un ejemplo aplicado que ilustra el embalaje seguro de un </w:t>
-      </w:r>
-      <w:r>
-        <w:rPr>
-          <w:lang w:val="es-419" w:eastAsia="es-CO"/>
-        </w:rPr>
-        <w:lastRenderedPageBreak/>
-        <w:t>producto frágil mediante materiales de protección, con el fin de preservar su integridad durante el transporte y la entrega al cliente.</w:t>
-      </w:r>
-    </w:p>
-    <w:p>
-      <w:pPr>
-        <w:rPr>
-          <w:lang w:val="es-419" w:eastAsia="es-CO"/>
-        </w:rPr>
-      </w:pPr>
-      <w:r>
-        <w:rPr>
-          <w:lang w:val="es-419" w:eastAsia="es-CO"/>
-        </w:rPr>
-        <w:t>Nota. SENA, (2026).</w:t>
-      </w:r>
-    </w:p>
-    <w:p>
-      <w:pPr>
-        <w:pStyle w:val="Prrafodelista"/>
-        <w:numPr>
-          <w:ilvl w:val="0"/>
-          <w:numId w:val="42"/>
-        </w:numPr>
-        <w:rPr>
-          <w:lang w:val="es-419" w:eastAsia="es-CO"/>
-        </w:rPr>
-      </w:pPr>
-      <w:r>
-        <w:rPr>
-          <w:b/>
-          <w:bCs/>
-          <w:lang w:val="es-419" w:eastAsia="es-CO"/>
-        </w:rPr>
-        <w:t xml:space="preserve">El </w:t>
-      </w:r>
-      <w:r>
-        <w:rPr>
-          <w:rStyle w:val="Extranjerismo"/>
-          <w:b/>
-          <w:bCs/>
-          <w:lang w:val="es-419" w:eastAsia="es-CO"/>
-        </w:rPr>
-        <w:t>dropshipping</w:t>
-      </w:r>
-      <w:r>
-        <w:rPr>
-          <w:lang w:val="es-419" w:eastAsia="es-CO"/>
-        </w:rPr>
-        <w:t>: corresponde a un modelo de negocio donde el vendedor comercializa productos sin almacenarlos físicamente. En este esquema, el proveedor realiza directamente el despacho al consumidor final.</w:t>
       </w:r>
     </w:p>
     <w:p>
@@ -8862,15 +9228,11 @@
         <w:spacing w:before="0" w:after="160" w:line="259" w:lineRule="auto"/>
         <w:ind w:firstLine="0"/>
         <w:rPr>
-          <w:b/>
-          <w:bCs/>
-          <w:lang w:val="es-419" w:eastAsia="es-CO"/>
-        </w:rPr>
-      </w:pPr>
-      <w:r>
-        <w:rPr>
-          <w:b/>
-          <w:bCs/>
+          <w:lang w:val="es-419" w:eastAsia="es-CO"/>
+        </w:rPr>
+      </w:pPr>
+      <w:r>
+        <w:rPr>
           <w:lang w:val="es-419" w:eastAsia="es-CO"/>
         </w:rPr>
         <w:br w:type="page"/>
@@ -8888,27 +9250,20 @@
           <w:lang w:val="es-419"/>
         </w:rPr>
         <w:lastRenderedPageBreak/>
-        <w:t>P</w:t>
-      </w:r>
-      <w:r>
-        <w:rPr>
-          <w:lang w:val="es-419"/>
-        </w:rPr>
-        <w:t xml:space="preserve">roceso de </w:t>
-      </w:r>
-      <w:proofErr w:type="spellStart"/>
+        <w:t xml:space="preserve">Proceso de </w:t>
+      </w:r>
       <w:r>
         <w:rPr>
           <w:rStyle w:val="Extranjerismo"/>
         </w:rPr>
-        <w:t>dropshipping</w:t>
-      </w:r>
-      <w:proofErr w:type="spellEnd"/>
+        <w:t>packaging</w:t>
+      </w:r>
     </w:p>
     <w:p>
       <w:pPr>
         <w:jc w:val="center"/>
         <w:rPr>
+          <w:highlight w:val="yellow"/>
           <w:lang w:val="es-419" w:eastAsia="es-CO"/>
         </w:rPr>
       </w:pPr>
@@ -8918,10 +9273,10 @@
           <w:lang w:val="es-419" w:eastAsia="es-CO"/>
         </w:rPr>
         <w:drawing>
-          <wp:inline distT="0" distB="0" distL="0" distR="0" wp14:anchorId="7581892F" wp14:editId="7463128E">
-            <wp:extent cx="4680000" cy="3045600"/>
-            <wp:effectExtent l="0" t="0" r="6350" b="2540"/>
-            <wp:docPr id="3" name="Imagen 3" descr="La figura presenta el proceso de Dropshipping mediante una secuencia gráfica de las actividades involucradas desde la compra realizada en una tienda virtual hasta la entrega del producto al cliente. La figura incorpora ilustraciones representativas de los participantes y recursos utilizados durante el proceso, además de un ejemplo práctico que muestra la comercialización de accesorios para celulares, enviados directamente por el proveedor al comprador con la marca de la tienda. "/>
+          <wp:inline distT="0" distB="0" distL="0" distR="0" wp14:anchorId="72DB3392" wp14:editId="12167C73">
+            <wp:extent cx="4680000" cy="2916000"/>
+            <wp:effectExtent l="0" t="0" r="6350" b="0"/>
+            <wp:docPr id="10" name="Imagen 10" descr="La figura presenta un esquema del proceso de Packaging dentro de las operaciones logísticas. Integra las principales actividades relacionadas con la preparación y protección de los productos para su distribución, resaltando el uso de materiales de empaque, el acondicionamiento de la mercancía y la verificación previa al despacho. Además, incorpora un ejemplo aplicado que ilustra el embalaje seguro de un producto frágil mediante materiales de protección, con el fin de preservar su integridad durante el transporte y la entrega al cliente."/>
             <wp:cNvGraphicFramePr>
               <a:graphicFrameLocks xmlns:a="http://schemas.openxmlformats.org/drawingml/2006/main" noChangeAspect="1"/>
             </wp:cNvGraphicFramePr>
@@ -8929,11 +9284,17 @@
               <a:graphicData uri="http://schemas.openxmlformats.org/drawingml/2006/picture">
                 <pic:pic xmlns:pic="http://schemas.openxmlformats.org/drawingml/2006/picture">
                   <pic:nvPicPr>
-                    <pic:cNvPr id="3" name="Imagen 3" descr="La figura presenta el proceso de Dropshipping mediante una secuencia gráfica de las actividades involucradas desde la compra realizada en una tienda virtual hasta la entrega del producto al cliente. La figura incorpora ilustraciones representativas de los participantes y recursos utilizados durante el proceso, además de un ejemplo práctico que muestra la comercialización de accesorios para celulares, enviados directamente por el proveedor al comprador con la marca de la tienda. "/>
+                    <pic:cNvPr id="10" name="Imagen 10" descr="La figura presenta un esquema del proceso de Packaging dentro de las operaciones logísticas. Integra las principales actividades relacionadas con la preparación y protección de los productos para su distribución, resaltando el uso de materiales de empaque, el acondicionamiento de la mercancía y la verificación previa al despacho. Además, incorpora un ejemplo aplicado que ilustra el embalaje seguro de un producto frágil mediante materiales de protección, con el fin de preservar su integridad durante el transporte y la entrega al cliente."/>
                     <pic:cNvPicPr/>
                   </pic:nvPicPr>
                   <pic:blipFill>
-                    <a:blip r:embed="rId18"/>
+                    <a:blip r:embed="rId18">
+                      <a:extLst>
+                        <a:ext uri="{28A0092B-C50C-407E-A947-70E740481C1C}">
+                          <a14:useLocalDpi xmlns:a14="http://schemas.microsoft.com/office/drawing/2010/main" val="0"/>
+                        </a:ext>
+                      </a:extLst>
+                    </a:blip>
                     <a:stretch>
                       <a:fillRect/>
                     </a:stretch>
@@ -8941,7 +9302,7 @@
                   <pic:spPr>
                     <a:xfrm>
                       <a:off x="0" y="0"/>
-                      <a:ext cx="4680000" cy="3045600"/>
+                      <a:ext cx="4680000" cy="2916000"/>
                     </a:xfrm>
                     <a:prstGeom prst="rect">
                       <a:avLst/>
@@ -8956,32 +9317,25 @@
     </w:p>
     <w:p>
       <w:pPr>
-        <w:ind w:left="707"/>
-        <w:rPr>
-          <w:lang w:val="es-419" w:eastAsia="es-CO"/>
-        </w:rPr>
-      </w:pPr>
-      <w:r>
-        <w:rPr>
-          <w:lang w:val="es-419" w:eastAsia="es-CO"/>
-        </w:rPr>
-        <w:t>Nota. S</w:t>
-      </w:r>
-      <w:r>
-        <w:rPr>
-          <w:lang w:val="es-419" w:eastAsia="es-CO"/>
-        </w:rPr>
-        <w:t>ENA</w:t>
-      </w:r>
-      <w:r>
-        <w:rPr>
-          <w:lang w:val="es-419" w:eastAsia="es-CO"/>
-        </w:rPr>
-        <w:t>, (2026).</w:t>
-      </w:r>
-    </w:p>
-    <w:p>
-      <w:pPr>
+        <w:ind w:left="360"/>
+        <w:rPr>
+          <w:lang w:val="es-419" w:eastAsia="es-CO"/>
+        </w:rPr>
+      </w:pPr>
+      <w:r>
+        <w:rPr>
+          <w:lang w:val="es-419" w:eastAsia="es-CO"/>
+        </w:rPr>
+        <w:t>Nota. SENA, (2026).</w:t>
+      </w:r>
+    </w:p>
+    <w:p>
+      <w:pPr>
+        <w:pStyle w:val="Prrafodelista"/>
+        <w:numPr>
+          <w:ilvl w:val="0"/>
+          <w:numId w:val="42"/>
+        </w:numPr>
         <w:rPr>
           <w:lang w:val="es-419" w:eastAsia="es-CO"/>
         </w:rPr>
@@ -8992,6 +9346,167 @@
           <w:bCs/>
           <w:lang w:val="es-419" w:eastAsia="es-CO"/>
         </w:rPr>
+        <w:t xml:space="preserve">El </w:t>
+      </w:r>
+      <w:proofErr w:type="spellStart"/>
+      <w:r>
+        <w:rPr>
+          <w:rStyle w:val="Extranjerismo"/>
+          <w:b/>
+          <w:bCs/>
+          <w:lang w:val="es-419" w:eastAsia="es-CO"/>
+        </w:rPr>
+        <w:t>dropshipping</w:t>
+      </w:r>
+      <w:proofErr w:type="spellEnd"/>
+      <w:r>
+        <w:rPr>
+          <w:lang w:val="es-419" w:eastAsia="es-CO"/>
+        </w:rPr>
+        <w:t>: corresponde a un modelo de negocio donde el vendedor comercializa productos sin almacenarlos físicamente. En este esquema, el proveedor realiza directamente el despacho al consumidor final.</w:t>
+      </w:r>
+    </w:p>
+    <w:p>
+      <w:pPr>
+        <w:spacing w:before="0" w:after="160" w:line="259" w:lineRule="auto"/>
+        <w:ind w:firstLine="0"/>
+        <w:rPr>
+          <w:b/>
+          <w:bCs/>
+          <w:lang w:val="es-419" w:eastAsia="es-CO"/>
+        </w:rPr>
+      </w:pPr>
+      <w:r>
+        <w:rPr>
+          <w:b/>
+          <w:bCs/>
+          <w:lang w:val="es-419" w:eastAsia="es-CO"/>
+        </w:rPr>
+        <w:br w:type="page"/>
+      </w:r>
+    </w:p>
+    <w:p>
+      <w:pPr>
+        <w:pStyle w:val="Figura"/>
+        <w:rPr>
+          <w:lang w:val="es-419"/>
+        </w:rPr>
+      </w:pPr>
+      <w:r>
+        <w:rPr>
+          <w:lang w:val="es-419"/>
+        </w:rPr>
+        <w:lastRenderedPageBreak/>
+        <w:t>P</w:t>
+      </w:r>
+      <w:r>
+        <w:rPr>
+          <w:lang w:val="es-419"/>
+        </w:rPr>
+        <w:t xml:space="preserve">roceso de </w:t>
+      </w:r>
+      <w:proofErr w:type="spellStart"/>
+      <w:r>
+        <w:rPr>
+          <w:rStyle w:val="Extranjerismo"/>
+        </w:rPr>
+        <w:t>dropshipping</w:t>
+      </w:r>
+      <w:proofErr w:type="spellEnd"/>
+    </w:p>
+    <w:p>
+      <w:pPr>
+        <w:jc w:val="center"/>
+        <w:rPr>
+          <w:lang w:val="es-419" w:eastAsia="es-CO"/>
+        </w:rPr>
+      </w:pPr>
+      <w:r>
+        <w:rPr>
+          <w:noProof/>
+          <w:lang w:val="es-419" w:eastAsia="es-CO"/>
+        </w:rPr>
+        <w:drawing>
+          <wp:inline distT="0" distB="0" distL="0" distR="0" wp14:anchorId="54987A37" wp14:editId="25484457">
+            <wp:extent cx="4680000" cy="2901600"/>
+            <wp:effectExtent l="0" t="0" r="6350" b="0"/>
+            <wp:docPr id="11" name="Imagen 11" descr="La figura presenta el proceso de Dropshipping mediante una secuencia gráfica de las actividades involucradas desde la compra realizada en una tienda virtual hasta la entrega del producto al cliente. La figura incorpora ilustraciones representativas de los participantes y recursos utilizados durante el proceso, además de un ejemplo práctico que muestra la comercialización de accesorios para celulares, enviados directamente por el proveedor al comprador con la marca de la tienda. "/>
+            <wp:cNvGraphicFramePr>
+              <a:graphicFrameLocks xmlns:a="http://schemas.openxmlformats.org/drawingml/2006/main" noChangeAspect="1"/>
+            </wp:cNvGraphicFramePr>
+            <a:graphic xmlns:a="http://schemas.openxmlformats.org/drawingml/2006/main">
+              <a:graphicData uri="http://schemas.openxmlformats.org/drawingml/2006/picture">
+                <pic:pic xmlns:pic="http://schemas.openxmlformats.org/drawingml/2006/picture">
+                  <pic:nvPicPr>
+                    <pic:cNvPr id="11" name="Imagen 11" descr="La figura presenta el proceso de Dropshipping mediante una secuencia gráfica de las actividades involucradas desde la compra realizada en una tienda virtual hasta la entrega del producto al cliente. La figura incorpora ilustraciones representativas de los participantes y recursos utilizados durante el proceso, además de un ejemplo práctico que muestra la comercialización de accesorios para celulares, enviados directamente por el proveedor al comprador con la marca de la tienda. "/>
+                    <pic:cNvPicPr/>
+                  </pic:nvPicPr>
+                  <pic:blipFill>
+                    <a:blip r:embed="rId19">
+                      <a:extLst>
+                        <a:ext uri="{28A0092B-C50C-407E-A947-70E740481C1C}">
+                          <a14:useLocalDpi xmlns:a14="http://schemas.microsoft.com/office/drawing/2010/main" val="0"/>
+                        </a:ext>
+                      </a:extLst>
+                    </a:blip>
+                    <a:stretch>
+                      <a:fillRect/>
+                    </a:stretch>
+                  </pic:blipFill>
+                  <pic:spPr>
+                    <a:xfrm>
+                      <a:off x="0" y="0"/>
+                      <a:ext cx="4680000" cy="2901600"/>
+                    </a:xfrm>
+                    <a:prstGeom prst="rect">
+                      <a:avLst/>
+                    </a:prstGeom>
+                  </pic:spPr>
+                </pic:pic>
+              </a:graphicData>
+            </a:graphic>
+          </wp:inline>
+        </w:drawing>
+      </w:r>
+    </w:p>
+    <w:p>
+      <w:pPr>
+        <w:ind w:left="707"/>
+        <w:rPr>
+          <w:lang w:val="es-419" w:eastAsia="es-CO"/>
+        </w:rPr>
+      </w:pPr>
+      <w:r>
+        <w:rPr>
+          <w:lang w:val="es-419" w:eastAsia="es-CO"/>
+        </w:rPr>
+        <w:t>Nota. S</w:t>
+      </w:r>
+      <w:r>
+        <w:rPr>
+          <w:lang w:val="es-419" w:eastAsia="es-CO"/>
+        </w:rPr>
+        <w:t>ENA</w:t>
+      </w:r>
+      <w:r>
+        <w:rPr>
+          <w:lang w:val="es-419" w:eastAsia="es-CO"/>
+        </w:rPr>
+        <w:t>, (2026).</w:t>
+      </w:r>
+    </w:p>
+    <w:p>
+      <w:pPr>
+        <w:rPr>
+          <w:lang w:val="es-419" w:eastAsia="es-CO"/>
+        </w:rPr>
+      </w:pPr>
+      <w:r>
+        <w:rPr>
+          <w:b/>
+          <w:bCs/>
+          <w:lang w:val="es-419" w:eastAsia="es-CO"/>
+        </w:rPr>
         <w:t>Ejemplo</w:t>
       </w:r>
       <w:r>
@@ -9035,7 +9550,7 @@
           <w:lang w:val="es-419" w:eastAsia="es-CO"/>
         </w:rPr>
       </w:pPr>
-      <w:hyperlink r:id="rId19" w:history="1">
+      <w:hyperlink r:id="rId20" w:history="1">
         <w:r>
           <w:rPr>
             <w:rStyle w:val="Hipervnculo"/>
@@ -9064,7 +9579,7 @@
           <w:lang w:val="es-419" w:eastAsia="es-CO"/>
         </w:rPr>
       </w:pPr>
-      <w:hyperlink r:id="rId20" w:history="1">
+      <w:hyperlink r:id="rId21" w:history="1">
         <w:r>
           <w:rPr>
             <w:rStyle w:val="Hipervnculo"/>
@@ -9078,7 +9593,7 @@
       <w:pPr>
         <w:pStyle w:val="Ttulo1"/>
       </w:pPr>
-      <w:bookmarkStart w:id="16" w:name="_Toc237074405"/>
+      <w:bookmarkStart w:id="16" w:name="_Toc238026498"/>
       <w:r>
         <w:lastRenderedPageBreak/>
         <w:t>Planeación y control logístico</w:t>
@@ -9127,7 +9642,7 @@
       <w:pPr>
         <w:pStyle w:val="Ttulo2"/>
       </w:pPr>
-      <w:bookmarkStart w:id="17" w:name="_Toc237074406"/>
+      <w:bookmarkStart w:id="17" w:name="_Toc238026499"/>
       <w:r>
         <w:t>Instrumentos de diagnóstico</w:t>
       </w:r>
@@ -9648,7 +10163,7 @@
       <w:pPr>
         <w:pStyle w:val="Ttulo2"/>
       </w:pPr>
-      <w:bookmarkStart w:id="18" w:name="_Toc237074407"/>
+      <w:bookmarkStart w:id="18" w:name="_Toc238026500"/>
       <w:r>
         <w:t>Planeación logística</w:t>
       </w:r>
@@ -10025,7 +10540,7 @@
       <w:pPr>
         <w:pStyle w:val="Ttulo2"/>
       </w:pPr>
-      <w:bookmarkStart w:id="19" w:name="_Toc237074408"/>
+      <w:bookmarkStart w:id="19" w:name="_Toc238026501"/>
       <w:r>
         <w:t>Indicadores KPI</w:t>
       </w:r>
@@ -10363,7 +10878,7 @@
       <w:pPr>
         <w:pStyle w:val="Ttulo2"/>
       </w:pPr>
-      <w:bookmarkStart w:id="20" w:name="_Toc237074409"/>
+      <w:bookmarkStart w:id="20" w:name="_Toc238026502"/>
       <w:r>
         <w:t>Trazabilidad y gestión de la información</w:t>
       </w:r>
@@ -10930,7 +11445,7 @@
           <w:lang w:val="es-419" w:eastAsia="es-CO"/>
         </w:rPr>
       </w:pPr>
-      <w:hyperlink r:id="rId21" w:history="1">
+      <w:hyperlink r:id="rId22" w:history="1">
         <w:r>
           <w:rPr>
             <w:rStyle w:val="Hipervnculo"/>
@@ -10977,7 +11492,7 @@
           <w:lang w:val="es-419" w:eastAsia="es-CO"/>
         </w:rPr>
       </w:pPr>
-      <w:hyperlink r:id="rId22" w:history="1">
+      <w:hyperlink r:id="rId23" w:history="1">
         <w:r>
           <w:rPr>
             <w:rStyle w:val="Hipervnculo"/>
@@ -11079,33 +11594,379 @@
           <w:tcPr>
             <w:tcW w:w="9962" w:type="dxa"/>
           </w:tcPr>
-          <w:p/>
-          <w:p/>
-          <w:p/>
-          <w:p/>
-          <w:p/>
-          <w:p/>
-          <w:p/>
-          <w:p/>
-          <w:p/>
-          <w:p/>
-          <w:p/>
-          <w:p/>
-          <w:p/>
-          <w:p/>
-          <w:p/>
-          <w:p/>
-          <w:p/>
-          <w:p/>
-          <w:p/>
+          <w:p>
+            <w:r>
+              <w:rPr>
+                <w:b/>
+                <w:bCs/>
+              </w:rPr>
+              <w:lastRenderedPageBreak/>
+              <w:t>Mujer</w:t>
+            </w:r>
+            <w:r>
+              <w:rPr>
+                <w:b/>
+                <w:bCs/>
+              </w:rPr>
+              <w:t>:</w:t>
+            </w:r>
+            <w:r>
+              <w:t xml:space="preserve"> </w:t>
+            </w:r>
+            <w:r>
+              <w:t>En el comercio electrónico, cada pedido deja un rastro de información: cuánto tardó en salir, cuándo fue entregado, qué pasó con el inventario y dónde pudo presentarse un retraso.</w:t>
+            </w:r>
+          </w:p>
+          <w:p>
+            <w:r>
+              <w:rPr>
+                <w:b/>
+                <w:bCs/>
+              </w:rPr>
+              <w:t>Hombre</w:t>
+            </w:r>
+            <w:r>
+              <w:rPr>
+                <w:b/>
+                <w:bCs/>
+              </w:rPr>
+              <w:t>:</w:t>
+            </w:r>
+            <w:r>
+              <w:t xml:space="preserve"> </w:t>
+            </w:r>
+            <w:r>
+              <w:t>Todos esos datos permiten saber cómo está funcionando la operación. También ayudan a encontrar dónde se está demorando y qué puede mejorarse.</w:t>
+            </w:r>
+          </w:p>
+          <w:p>
+            <w:r>
+              <w:rPr>
+                <w:b/>
+                <w:bCs/>
+              </w:rPr>
+              <w:t>Mujer</w:t>
+            </w:r>
+            <w:r>
+              <w:rPr>
+                <w:b/>
+                <w:bCs/>
+              </w:rPr>
+              <w:tab/>
+            </w:r>
+            <w:r>
+              <w:rPr>
+                <w:b/>
+                <w:bCs/>
+              </w:rPr>
+              <w:t>:</w:t>
+            </w:r>
+            <w:r>
+              <w:t xml:space="preserve"> </w:t>
+            </w:r>
+            <w:r>
+              <w:t>El control logístico ayuda a entender qué está pasando, medir los resultados y tomar decisiones con información.</w:t>
+            </w:r>
+          </w:p>
+          <w:p>
+            <w:r>
+              <w:rPr>
+                <w:b/>
+                <w:bCs/>
+              </w:rPr>
+              <w:t>Hombre</w:t>
+            </w:r>
+            <w:r>
+              <w:rPr>
+                <w:b/>
+                <w:bCs/>
+              </w:rPr>
+              <w:t>:</w:t>
+            </w:r>
+            <w:r>
+              <w:t xml:space="preserve"> </w:t>
+            </w:r>
+            <w:r>
+              <w:t>Cuando la operación presenta un problema, lo primero es encontrar dónde está. Puede estar en el inventario, en la preparación del pedido, en el transporte o en la entrega.</w:t>
+            </w:r>
+          </w:p>
+          <w:p>
+            <w:r>
+              <w:rPr>
+                <w:b/>
+                <w:bCs/>
+              </w:rPr>
+              <w:t>Mujer</w:t>
+            </w:r>
+            <w:r>
+              <w:rPr>
+                <w:b/>
+                <w:bCs/>
+              </w:rPr>
+              <w:tab/>
+            </w:r>
+            <w:r>
+              <w:rPr>
+                <w:b/>
+                <w:bCs/>
+              </w:rPr>
+              <w:t>:</w:t>
+            </w:r>
+            <w:r>
+              <w:t xml:space="preserve"> </w:t>
+            </w:r>
+            <w:r>
+              <w:t>Para eso sirven las herramientas de diagnóstico. Una lista de verificación, un diagrama de flujo o un análisis DOFA permiten revisar el proceso y encontrar dónde hace falta mejorar.</w:t>
+            </w:r>
+          </w:p>
+          <w:p>
+            <w:r>
+              <w:rPr>
+                <w:b/>
+                <w:bCs/>
+              </w:rPr>
+              <w:t>Hombre</w:t>
+            </w:r>
+            <w:r>
+              <w:t xml:space="preserve">: </w:t>
+            </w:r>
+            <w:r>
+              <w:t>En operaciones grandes, este seguimiento puede ser permanente. Empresas como Mercado Libre utilizan sistemas de monitoreo para controlar inventarios y mantener disponibles los productos en sus centros de distribución.</w:t>
+            </w:r>
+          </w:p>
+          <w:p>
+            <w:r>
+              <w:rPr>
+                <w:b/>
+                <w:bCs/>
+              </w:rPr>
+              <w:t>Mujer</w:t>
+            </w:r>
+            <w:r>
+              <w:t xml:space="preserve">: </w:t>
+            </w:r>
+            <w:r>
+              <w:t>Una vez identificado el problema, viene la planeación. Hay que organizar los recursos, definir las rutas de distribución y calcular los tiempos de entrega.</w:t>
+            </w:r>
+          </w:p>
+          <w:p>
+            <w:r>
+              <w:rPr>
+                <w:b/>
+                <w:bCs/>
+              </w:rPr>
+              <w:lastRenderedPageBreak/>
+              <w:t>Hombre</w:t>
+            </w:r>
+            <w:r>
+              <w:t xml:space="preserve">: </w:t>
+            </w:r>
+            <w:r>
+              <w:t>En un emprendimiento que empieza a vender por internet, tener claros esos procesos ayuda a evitar improvisaciones. Con el crecimiento llegan más pedidos y también más cosas por controlar.</w:t>
+            </w:r>
+          </w:p>
+          <w:p>
+            <w:r>
+              <w:rPr>
+                <w:b/>
+                <w:bCs/>
+              </w:rPr>
+              <w:t>Mujer</w:t>
+            </w:r>
+            <w:r>
+              <w:t xml:space="preserve">: </w:t>
+            </w:r>
+            <w:r>
+              <w:t>A medida que la empresa crece, los datos y la automatización empiezan a tener más peso en el control de la operación.</w:t>
+            </w:r>
+          </w:p>
+          <w:p>
+            <w:r>
+              <w:rPr>
+                <w:b/>
+                <w:bCs/>
+              </w:rPr>
+              <w:t>Hombre</w:t>
+            </w:r>
+            <w:r>
+              <w:t xml:space="preserve">: </w:t>
+            </w:r>
+            <w:r>
+              <w:t>Los KPI permiten medir si todo ese esfuerzo está dando resultado y muestran cómo se está comportando la operación.</w:t>
+            </w:r>
+          </w:p>
+          <w:p>
+            <w:r>
+              <w:rPr>
+                <w:b/>
+                <w:bCs/>
+              </w:rPr>
+              <w:t>Mujer</w:t>
+            </w:r>
+            <w:r>
+              <w:rPr>
+                <w:b/>
+                <w:bCs/>
+              </w:rPr>
+              <w:t>:</w:t>
+            </w:r>
+            <w:r>
+              <w:t xml:space="preserve"> </w:t>
+            </w:r>
+            <w:r>
+              <w:t>Se pueden medir los tiempos de entrega, el cumplimiento de los pedidos, la rotación del inventario o las devoluciones. Cada indicador muestra una parte de la operación.</w:t>
+            </w:r>
+          </w:p>
+          <w:p>
+            <w:r>
+              <w:rPr>
+                <w:b/>
+                <w:bCs/>
+              </w:rPr>
+              <w:t>Hombre</w:t>
+            </w:r>
+            <w:r>
+              <w:t xml:space="preserve">: </w:t>
+            </w:r>
+            <w:r>
+              <w:t>En empresas como Amazon, estos datos pueden monitorearse en tiempo real para seguir la productividad y actuar rápidamente cuando aparece alguna falla.</w:t>
+            </w:r>
+          </w:p>
+          <w:p>
+            <w:r>
+              <w:rPr>
+                <w:b/>
+                <w:bCs/>
+              </w:rPr>
+              <w:t>Mujer</w:t>
+            </w:r>
+            <w:r>
+              <w:rPr>
+                <w:b/>
+                <w:bCs/>
+              </w:rPr>
+              <w:t>:</w:t>
+            </w:r>
+            <w:r>
+              <w:t xml:space="preserve"> </w:t>
+            </w:r>
+            <w:r>
+              <w:t>La trazabilidad y la gestión de información permiten seguir el recorrido de un producto desde que sale del almacén hasta que se entrega. Con esa información, el cliente puede consultar dónde está su pedido durante el recorrido.</w:t>
+            </w:r>
+          </w:p>
+          <w:p>
+            <w:r>
+              <w:rPr>
+                <w:b/>
+                <w:bCs/>
+              </w:rPr>
+              <w:t>Hombre</w:t>
+            </w:r>
+            <w:r>
+              <w:rPr>
+                <w:b/>
+                <w:bCs/>
+              </w:rPr>
+              <w:t>:</w:t>
+            </w:r>
+            <w:r>
+              <w:t xml:space="preserve"> </w:t>
+            </w:r>
+            <w:r>
+              <w:t>Para hacerlo, las empresas utilizan plataformas tecnológicas, códigos de barras y sistemas de rastreo que actualizan la información durante el recorrido.</w:t>
+            </w:r>
+          </w:p>
+          <w:p>
+            <w:r>
+              <w:rPr>
+                <w:b/>
+                <w:bCs/>
+              </w:rPr>
+              <w:t>Mujer</w:t>
+            </w:r>
+            <w:r>
+              <w:t xml:space="preserve">: </w:t>
+            </w:r>
+            <w:r>
+              <w:t xml:space="preserve">Esa información también conecta a las áreas comerciales, logísticas y de servicio al cliente, porque todos pueden saber qué está pasando con el pedido. </w:t>
+            </w:r>
+          </w:p>
+          <w:p>
+            <w:r>
+              <w:rPr>
+                <w:b/>
+                <w:bCs/>
+              </w:rPr>
+              <w:lastRenderedPageBreak/>
+              <w:t>Hombre</w:t>
+            </w:r>
+            <w:r>
+              <w:t xml:space="preserve">: </w:t>
+            </w:r>
+            <w:r>
+              <w:t>Desde un emprendimiento que apenas comienza hasta una gran organización, la capacidad de gestionar la información, controlar los procesos y responder a tiempo puede marcar la diferencia en el comercio electrónico.</w:t>
+            </w:r>
+          </w:p>
+          <w:p>
+            <w:r>
+              <w:rPr>
+                <w:b/>
+                <w:bCs/>
+              </w:rPr>
+              <w:t>Mujer</w:t>
+            </w:r>
+            <w:r>
+              <w:rPr>
+                <w:b/>
+                <w:bCs/>
+              </w:rPr>
+              <w:t>:</w:t>
+            </w:r>
+            <w:r>
+              <w:t xml:space="preserve"> </w:t>
+            </w:r>
+            <w:r>
+              <w:t>Porque detrás de cada pedido hay una operación entera moviéndose. Y para que funcione, hay que saber qué está pasando, tener los procesos bajo control y estar atentos a reaccionar cuando algo cambia.</w:t>
+            </w:r>
+          </w:p>
         </w:tc>
       </w:tr>
     </w:tbl>
     <w:p>
       <w:pPr>
         <w:pStyle w:val="Ttulo1"/>
-      </w:pPr>
-      <w:bookmarkStart w:id="21" w:name="_Toc237074410"/>
+        <w:numPr>
+          <w:ilvl w:val="0"/>
+          <w:numId w:val="0"/>
+        </w:numPr>
+        <w:ind w:left="360"/>
+      </w:pPr>
+    </w:p>
+    <w:p>
+      <w:pPr>
+        <w:spacing w:before="0" w:after="160" w:line="259" w:lineRule="auto"/>
+        <w:ind w:firstLine="0"/>
+        <w:rPr>
+          <w:rFonts w:ascii="Calibri" w:eastAsia="Times New Roman" w:hAnsi="Calibri" w:cs="Times New Roman (Títulos en alf"/>
+          <w:b/>
+          <w:color w:val="000000" w:themeColor="text1"/>
+          <w:spacing w:val="-10"/>
+          <w:kern w:val="0"/>
+          <w:sz w:val="36"/>
+          <w:szCs w:val="32"/>
+          <w:lang w:val="es-419" w:eastAsia="es-CO"/>
+          <w14:ligatures w14:val="none"/>
+        </w:rPr>
+      </w:pPr>
+      <w:r>
+        <w:br w:type="page"/>
+      </w:r>
+    </w:p>
+    <w:p>
+      <w:pPr>
+        <w:pStyle w:val="Ttulo1"/>
+      </w:pPr>
+      <w:bookmarkStart w:id="21" w:name="_Toc238026503"/>
       <w:r>
         <w:lastRenderedPageBreak/>
         <w:t>Logística inversa y bioseguridad</w:t>
@@ -11167,7 +12028,7 @@
       <w:pPr>
         <w:pStyle w:val="Ttulo2"/>
       </w:pPr>
-      <w:bookmarkStart w:id="22" w:name="_Toc237074411"/>
+      <w:bookmarkStart w:id="22" w:name="_Toc238026504"/>
       <w:r>
         <w:t>Logística inversa</w:t>
       </w:r>
@@ -11493,7 +12354,7 @@
       <w:pPr>
         <w:pStyle w:val="Ttulo2"/>
       </w:pPr>
-      <w:bookmarkStart w:id="23" w:name="_Toc237074412"/>
+      <w:bookmarkStart w:id="23" w:name="_Toc238026505"/>
       <w:r>
         <w:lastRenderedPageBreak/>
         <w:t>Técnicas y procedimientos</w:t>
@@ -11529,39 +12390,62 @@
     </w:p>
     <w:p>
       <w:pPr>
-        <w:rPr>
-          <w:lang w:val="es-419" w:eastAsia="es-CO"/>
-        </w:rPr>
-      </w:pPr>
-      <w:r>
-        <w:rPr>
-          <w:highlight w:val="yellow"/>
-          <w:lang w:val="es-419" w:eastAsia="es-CO"/>
-        </w:rPr>
-        <w:t>Falta figura- Texto alternativo</w:t>
-      </w:r>
-      <w:r>
-        <w:rPr>
-          <w:lang w:val="es-419" w:eastAsia="es-CO"/>
-        </w:rPr>
-        <w:t xml:space="preserve">: </w:t>
-      </w:r>
-    </w:p>
-    <w:p>
-      <w:pPr>
-        <w:rPr>
-          <w:lang w:val="es-419" w:eastAsia="es-CO"/>
-        </w:rPr>
-      </w:pPr>
-      <w:r>
-        <w:rPr>
-          <w:lang w:val="es-419" w:eastAsia="es-CO"/>
-        </w:rPr>
-        <w:t>La figura muestra las técnicas de la logística inversa mediante cuatro etapas conectadas: clasificación de devoluciones, inspección de mercancías, reacondicionamiento y disposición final del producto. Además, representa un flujo continuo de las devoluciones, desde la evaluación de su estado y definición del tratamiento correspondiente hasta su recuperación, reutilización, reciclaje o disposición segura, de acuerdo con las condiciones del producto y la normativa vigente.</w:t>
-      </w:r>
-    </w:p>
-    <w:p>
-      <w:pPr>
+        <w:jc w:val="center"/>
+        <w:rPr>
+          <w:lang w:val="es-419" w:eastAsia="es-CO"/>
+        </w:rPr>
+      </w:pPr>
+      <w:r>
+        <w:rPr>
+          <w:noProof/>
+          <w:lang w:val="es-419" w:eastAsia="es-CO"/>
+        </w:rPr>
+        <w:drawing>
+          <wp:inline distT="0" distB="0" distL="0" distR="0" wp14:anchorId="7EC50A1E" wp14:editId="12A2AAFE">
+            <wp:extent cx="4680000" cy="3592800"/>
+            <wp:effectExtent l="0" t="0" r="6350" b="0"/>
+            <wp:docPr id="7" name="Imagen 7" descr="La figura muestra las técnicas de la logística inversa mediante cuatro etapas conectadas: clasificación de devoluciones, inspección de mercancías, reacondicionamiento y disposición final del producto. Además, representa un flujo continuo de las devoluciones, desde la evaluación de su estado y definición del tratamiento correspondiente hasta su recuperación, reutilización, reciclaje o disposición segura, de acuerdo con las condiciones del producto y la normativa vigente."/>
+            <wp:cNvGraphicFramePr>
+              <a:graphicFrameLocks xmlns:a="http://schemas.openxmlformats.org/drawingml/2006/main" noChangeAspect="1"/>
+            </wp:cNvGraphicFramePr>
+            <a:graphic xmlns:a="http://schemas.openxmlformats.org/drawingml/2006/main">
+              <a:graphicData uri="http://schemas.openxmlformats.org/drawingml/2006/picture">
+                <pic:pic xmlns:pic="http://schemas.openxmlformats.org/drawingml/2006/picture">
+                  <pic:nvPicPr>
+                    <pic:cNvPr id="7" name="Imagen 7" descr="La figura muestra las técnicas de la logística inversa mediante cuatro etapas conectadas: clasificación de devoluciones, inspección de mercancías, reacondicionamiento y disposición final del producto. Además, representa un flujo continuo de las devoluciones, desde la evaluación de su estado y definición del tratamiento correspondiente hasta su recuperación, reutilización, reciclaje o disposición segura, de acuerdo con las condiciones del producto y la normativa vigente."/>
+                    <pic:cNvPicPr/>
+                  </pic:nvPicPr>
+                  <pic:blipFill>
+                    <a:blip r:embed="rId24">
+                      <a:extLst>
+                        <a:ext uri="{28A0092B-C50C-407E-A947-70E740481C1C}">
+                          <a14:useLocalDpi xmlns:a14="http://schemas.microsoft.com/office/drawing/2010/main" val="0"/>
+                        </a:ext>
+                      </a:extLst>
+                    </a:blip>
+                    <a:stretch>
+                      <a:fillRect/>
+                    </a:stretch>
+                  </pic:blipFill>
+                  <pic:spPr>
+                    <a:xfrm>
+                      <a:off x="0" y="0"/>
+                      <a:ext cx="4680000" cy="3592800"/>
+                    </a:xfrm>
+                    <a:prstGeom prst="rect">
+                      <a:avLst/>
+                    </a:prstGeom>
+                  </pic:spPr>
+                </pic:pic>
+              </a:graphicData>
+            </a:graphic>
+          </wp:inline>
+        </w:drawing>
+      </w:r>
+    </w:p>
+    <w:p>
+      <w:pPr>
+        <w:ind w:left="707"/>
         <w:rPr>
           <w:lang w:val="es-419" w:eastAsia="es-CO"/>
         </w:rPr>
@@ -11583,7 +12467,14 @@
         <w:rPr>
           <w:lang w:val="es-419" w:eastAsia="es-CO"/>
         </w:rPr>
-        <w:t>Los procedimientos representan la secuencia de actividades necesarias para ejecutar ese proceso de forma organizada. Por otro lado, deben definir tiempos de respuesta, responsables, registros y mecanismos de seguimiento para garantizar eficiencia en el proceso. El procedimiento de atención de una devolución es el siguiente:</w:t>
+        <w:t xml:space="preserve">Los procedimientos representan la secuencia de actividades necesarias para ejecutar ese proceso de forma organizada. Por otro lado, deben definir tiempos de respuesta, responsables, registros y mecanismos de seguimiento para garantizar </w:t>
+      </w:r>
+      <w:r>
+        <w:rPr>
+          <w:lang w:val="es-419" w:eastAsia="es-CO"/>
+        </w:rPr>
+        <w:lastRenderedPageBreak/>
+        <w:t>eficiencia en el proceso. El procedimiento de atención de una devolución es el siguiente:</w:t>
       </w:r>
     </w:p>
     <w:p>
@@ -11643,7 +12534,6 @@
         <w:rPr>
           <w:lang w:val="es-419" w:eastAsia="es-CO"/>
         </w:rPr>
-        <w:lastRenderedPageBreak/>
         <w:t>V</w:t>
       </w:r>
       <w:r>
@@ -11813,7 +12703,7 @@
       <w:pPr>
         <w:pStyle w:val="Ttulo2"/>
       </w:pPr>
-      <w:bookmarkStart w:id="24" w:name="_Toc237074413"/>
+      <w:bookmarkStart w:id="24" w:name="_Toc238026506"/>
       <w:r>
         <w:t>Normativas y políticas</w:t>
       </w:r>
@@ -11846,6 +12736,7 @@
         <w:rPr>
           <w:lang w:val="es-419" w:eastAsia="es-CO"/>
         </w:rPr>
+        <w:lastRenderedPageBreak/>
         <w:t>Las normativas y políticas aplicables a la logística inversa</w:t>
       </w:r>
     </w:p>
@@ -11936,11 +12827,7 @@
               <w:pStyle w:val="TextoTablas"/>
             </w:pPr>
             <w:r>
-              <w:t xml:space="preserve">Establece los plazos, condiciones, documentos y </w:t>
-            </w:r>
-            <w:r>
-              <w:lastRenderedPageBreak/>
-              <w:t>canales autorizados para solicitar el retorno de un producto adquirido.</w:t>
+              <w:t>Establece los plazos, condiciones, documentos y canales autorizados para solicitar el retorno de un producto adquirido.</w:t>
             </w:r>
           </w:p>
         </w:tc>
@@ -11953,12 +12840,7 @@
               <w:pStyle w:val="TextoTablas"/>
             </w:pPr>
             <w:r>
-              <w:lastRenderedPageBreak/>
-              <w:t xml:space="preserve">La empresa acepta devoluciones dentro de los 30 días siguientes a la entrega, </w:t>
-            </w:r>
-            <w:r>
-              <w:lastRenderedPageBreak/>
-              <w:t>siempre que el producto conserve sus accesorios y empaque.</w:t>
+              <w:t>La empresa acepta devoluciones dentro de los 30 días siguientes a la entrega, siempre que el producto conserve sus accesorios y empaque.</w:t>
             </w:r>
           </w:p>
         </w:tc>
@@ -11978,7 +12860,6 @@
                 <w:rFonts w:asciiTheme="minorHAnsi" w:hAnsiTheme="minorHAnsi" w:cstheme="minorHAnsi"/>
                 <w:szCs w:val="24"/>
               </w:rPr>
-              <w:lastRenderedPageBreak/>
               <w:t>Política de garantías</w:t>
             </w:r>
           </w:p>
@@ -12187,7 +13068,11 @@
               <w:pStyle w:val="TextoTablas"/>
             </w:pPr>
             <w:r>
-              <w:t>Determina las responsabilidades, actividades, registros y controles que deben aplicar las áreas involucradas en la logística inversa.</w:t>
+              <w:t xml:space="preserve">Determina las responsabilidades, actividades, registros y controles que deben aplicar las áreas </w:t>
+            </w:r>
+            <w:r>
+              <w:lastRenderedPageBreak/>
+              <w:t>involucradas en la logística inversa.</w:t>
             </w:r>
           </w:p>
         </w:tc>
@@ -12200,7 +13085,12 @@
               <w:pStyle w:val="TextoTablas"/>
             </w:pPr>
             <w:r>
-              <w:t>El área de servicio registra la solicitud, la bodega inspecciona el producto y contabilidad procesa el reembolso aprobado.</w:t>
+              <w:lastRenderedPageBreak/>
+              <w:t xml:space="preserve">El área de servicio registra la solicitud, la bodega inspecciona el producto y </w:t>
+            </w:r>
+            <w:r>
+              <w:lastRenderedPageBreak/>
+              <w:t>contabilidad procesa el reembolso aprobado.</w:t>
             </w:r>
           </w:p>
         </w:tc>
@@ -12247,9 +13137,8 @@
       <w:pPr>
         <w:pStyle w:val="Ttulo2"/>
       </w:pPr>
-      <w:bookmarkStart w:id="25" w:name="_Toc237074414"/>
-      <w:r>
-        <w:lastRenderedPageBreak/>
+      <w:bookmarkStart w:id="25" w:name="_Toc238026507"/>
+      <w:r>
         <w:t>Bioseguridad y protocolos logísticos</w:t>
       </w:r>
       <w:bookmarkEnd w:id="25"/>
@@ -12393,6 +13282,7 @@
           <w:bCs/>
           <w:lang w:val="es-419" w:eastAsia="es-CO"/>
         </w:rPr>
+        <w:lastRenderedPageBreak/>
         <w:t>Manipulación segura de mercancías</w:t>
       </w:r>
       <w:r>
@@ -12418,7 +13308,6 @@
         <w:rPr>
           <w:lang w:val="es-419" w:eastAsia="es-CO"/>
         </w:rPr>
-        <w:lastRenderedPageBreak/>
         <w:t>Ejemplo: trasladar una carga pesada con una transpaleta en lugar de hacerlo manualmente.</w:t>
       </w:r>
       <w:r>
@@ -12493,7 +13382,7 @@
           <w:lang w:val="es-419" w:eastAsia="es-CO"/>
         </w:rPr>
       </w:pPr>
-      <w:hyperlink r:id="rId23" w:history="1">
+      <w:hyperlink r:id="rId25" w:history="1">
         <w:r>
           <w:rPr>
             <w:rStyle w:val="Hipervnculo"/>
@@ -12534,7 +13423,7 @@
           <w:lang w:val="es-419" w:eastAsia="es-CO"/>
         </w:rPr>
       </w:pPr>
-      <w:hyperlink r:id="rId24" w:history="1">
+      <w:hyperlink r:id="rId26" w:history="1">
         <w:r>
           <w:rPr>
             <w:rStyle w:val="Hipervnculo"/>
@@ -12563,7 +13452,7 @@
       <w:pPr>
         <w:pStyle w:val="Ttulo1"/>
       </w:pPr>
-      <w:bookmarkStart w:id="26" w:name="_Toc237074415"/>
+      <w:bookmarkStart w:id="26" w:name="_Toc238026508"/>
       <w:r>
         <w:lastRenderedPageBreak/>
         <w:t>Soporte tecnológico y cumplimiento normativo</w:t>
@@ -12615,7 +13504,7 @@
       <w:pPr>
         <w:pStyle w:val="Ttulo2"/>
       </w:pPr>
-      <w:bookmarkStart w:id="27" w:name="_Toc237074416"/>
+      <w:bookmarkStart w:id="27" w:name="_Toc238026509"/>
       <w:r>
         <w:t>Herramientas tecnológicas aplicadas a la logística</w:t>
       </w:r>
@@ -12906,7 +13795,7 @@
       <w:pPr>
         <w:pStyle w:val="Ttulo2"/>
       </w:pPr>
-      <w:bookmarkStart w:id="28" w:name="_Toc237074417"/>
+      <w:bookmarkStart w:id="28" w:name="_Toc238026510"/>
       <w:r>
         <w:t>Gestión documental y control de procesos</w:t>
       </w:r>
@@ -13387,7 +14276,7 @@
       <w:pPr>
         <w:pStyle w:val="Ttulo2"/>
       </w:pPr>
-      <w:bookmarkStart w:id="29" w:name="_Toc237074418"/>
+      <w:bookmarkStart w:id="29" w:name="_Toc238026511"/>
       <w:r>
         <w:t>Seguridad de la información</w:t>
       </w:r>
@@ -13438,7 +14327,7 @@
       <w:pPr>
         <w:pStyle w:val="Ttulo2"/>
       </w:pPr>
-      <w:bookmarkStart w:id="30" w:name="_Toc237074419"/>
+      <w:bookmarkStart w:id="30" w:name="_Toc238026512"/>
       <w:r>
         <w:t>Cumplimiento normativo en operaciones logísticas</w:t>
       </w:r>
@@ -13715,7 +14604,7 @@
           <w:lang w:val="es-419" w:eastAsia="es-CO"/>
         </w:rPr>
       </w:pPr>
-      <w:hyperlink r:id="rId25" w:history="1">
+      <w:hyperlink r:id="rId27" w:history="1">
         <w:r>
           <w:rPr>
             <w:rStyle w:val="Hipervnculo"/>
@@ -13756,7 +14645,7 @@
           <w:lang w:val="es-419" w:eastAsia="es-CO"/>
         </w:rPr>
       </w:pPr>
-      <w:hyperlink r:id="rId26" w:history="1">
+      <w:hyperlink r:id="rId28" w:history="1">
         <w:r>
           <w:rPr>
             <w:rStyle w:val="Hipervnculo"/>
@@ -13781,7 +14670,7 @@
           <w:u w:val="single"/>
         </w:rPr>
       </w:pPr>
-      <w:bookmarkStart w:id="31" w:name="_Toc237074420"/>
+      <w:bookmarkStart w:id="31" w:name="_Toc238026513"/>
       <w:r>
         <w:lastRenderedPageBreak/>
         <w:t>Síntesis</w:t>
@@ -13817,43 +14706,62 @@
     <w:p>
       <w:pPr>
         <w:ind w:firstLine="0"/>
+      </w:pPr>
+      <w:r>
         <w:rPr>
           <w:noProof/>
         </w:rPr>
-      </w:pPr>
-      <w:r>
-        <w:rPr>
-          <w:noProof/>
-          <w:highlight w:val="yellow"/>
-        </w:rPr>
-        <w:t>Texto alt y falta figura</w:t>
-      </w:r>
-    </w:p>
-    <w:p>
-      <w:pPr>
-        <w:ind w:firstLine="0"/>
-      </w:pPr>
-      <w:r>
-        <w:t>L</w:t>
-      </w:r>
-      <w:r>
-        <w:t>a figura presenta la estructura del componente formativo Planeación logística en e-</w:t>
-      </w:r>
-      <w:proofErr w:type="spellStart"/>
-      <w:r>
-        <w:t>commerce</w:t>
-      </w:r>
-      <w:proofErr w:type="spellEnd"/>
-      <w:r>
-        <w:t>, orientado al desarrollo de competencias para gestionar operaciones logísticas. Abarca fundamentos del comercio electrónico y modelos de negociación, distribución y almacenamiento, gestión de pedidos, planeación y control logístico, logística inversa y bioseguridad, además del uso de herramientas tecnológicas, la gestión documental, el control de procesos, la seguridad de la información y el cumplimiento normativo, integrando conceptos, procedimientos y estrategias para optimizar la cadena logística.</w:t>
-      </w:r>
-    </w:p>
-    <w:p/>
+        <w:drawing>
+          <wp:inline distT="0" distB="0" distL="0" distR="0" wp14:anchorId="61ED4A9F" wp14:editId="13505092">
+            <wp:extent cx="6332220" cy="3814445"/>
+            <wp:effectExtent l="0" t="0" r="0" b="0"/>
+            <wp:docPr id="12" name="Gráfico 12" descr="La figura presenta la estructura del componente formativo Planeación logística en e-commerce, orientado al desarrollo de competencias para gestionar operaciones logísticas. Abarca fundamentos del comercio electrónico y modelos de negociación, distribución y almacenamiento, gestión de pedidos, planeación y control logístico, logística inversa y bioseguridad, además del uso de herramientas tecnológicas, la gestión documental, el control de procesos, la seguridad de la información y el cumplimiento normativo, integrando conceptos, procedimientos y estrategias para optimizar la cadena logística."/>
+            <wp:cNvGraphicFramePr>
+              <a:graphicFrameLocks xmlns:a="http://schemas.openxmlformats.org/drawingml/2006/main" noChangeAspect="1"/>
+            </wp:cNvGraphicFramePr>
+            <a:graphic xmlns:a="http://schemas.openxmlformats.org/drawingml/2006/main">
+              <a:graphicData uri="http://schemas.openxmlformats.org/drawingml/2006/picture">
+                <pic:pic xmlns:pic="http://schemas.openxmlformats.org/drawingml/2006/picture">
+                  <pic:nvPicPr>
+                    <pic:cNvPr id="12" name="Gráfico 12" descr="La figura presenta la estructura del componente formativo Planeación logística en e-commerce, orientado al desarrollo de competencias para gestionar operaciones logísticas. Abarca fundamentos del comercio electrónico y modelos de negociación, distribución y almacenamiento, gestión de pedidos, planeación y control logístico, logística inversa y bioseguridad, además del uso de herramientas tecnológicas, la gestión documental, el control de procesos, la seguridad de la información y el cumplimiento normativo, integrando conceptos, procedimientos y estrategias para optimizar la cadena logística."/>
+                    <pic:cNvPicPr/>
+                  </pic:nvPicPr>
+                  <pic:blipFill>
+                    <a:blip r:embed="rId29">
+                      <a:extLst>
+                        <a:ext uri="{28A0092B-C50C-407E-A947-70E740481C1C}">
+                          <a14:useLocalDpi xmlns:a14="http://schemas.microsoft.com/office/drawing/2010/main" val="0"/>
+                        </a:ext>
+                        <a:ext uri="{96DAC541-7B7A-43D3-8B79-37D633B846F1}">
+                          <asvg:svgBlip xmlns:asvg="http://schemas.microsoft.com/office/drawing/2016/SVG/main" r:embed="rId30"/>
+                        </a:ext>
+                      </a:extLst>
+                    </a:blip>
+                    <a:stretch>
+                      <a:fillRect/>
+                    </a:stretch>
+                  </pic:blipFill>
+                  <pic:spPr>
+                    <a:xfrm>
+                      <a:off x="0" y="0"/>
+                      <a:ext cx="6332220" cy="3814445"/>
+                    </a:xfrm>
+                    <a:prstGeom prst="rect">
+                      <a:avLst/>
+                    </a:prstGeom>
+                  </pic:spPr>
+                </pic:pic>
+              </a:graphicData>
+            </a:graphic>
+          </wp:inline>
+        </w:drawing>
+      </w:r>
+    </w:p>
     <w:p>
       <w:pPr>
         <w:pStyle w:val="Titulosgenerales"/>
       </w:pPr>
-      <w:bookmarkStart w:id="32" w:name="_Toc237074421"/>
+      <w:bookmarkStart w:id="32" w:name="_Toc238026514"/>
       <w:r>
         <w:lastRenderedPageBreak/>
         <w:t>Glosario</w:t>
@@ -14158,7 +15066,7 @@
       <w:pPr>
         <w:pStyle w:val="Titulosgenerales"/>
       </w:pPr>
-      <w:bookmarkStart w:id="33" w:name="_Toc237074422"/>
+      <w:bookmarkStart w:id="33" w:name="_Toc238026515"/>
       <w:r>
         <w:lastRenderedPageBreak/>
         <w:t>Referencias bibliográficas</w:t>
@@ -14170,6 +15078,40 @@
     </w:p>
     <w:p>
       <w:r>
+        <w:t xml:space="preserve">Banco de la República. (2021). Pasarelas de pago. Recuperado de:  </w:t>
+      </w:r>
+      <w:hyperlink r:id="rId31" w:history="1">
+        <w:r>
+          <w:rPr>
+            <w:rStyle w:val="Hipervnculo"/>
+          </w:rPr>
+          <w:t>https://www.banrep.gov.co/es/node/40991</w:t>
+        </w:r>
+      </w:hyperlink>
+    </w:p>
+    <w:p>
+      <w:r>
+        <w:t xml:space="preserve">Betancur, C. (2021). Comparación de pasarelas de pago en Colombia. </w:t>
+      </w:r>
+      <w:proofErr w:type="spellStart"/>
+      <w:r>
+        <w:t>BTODigital</w:t>
+      </w:r>
+      <w:proofErr w:type="spellEnd"/>
+      <w:r>
+        <w:t xml:space="preserve">. Recuperado de: </w:t>
+      </w:r>
+      <w:hyperlink r:id="rId32" w:history="1">
+        <w:r>
+          <w:rPr>
+            <w:rStyle w:val="Hipervnculo"/>
+          </w:rPr>
+          <w:t>https://btodigital.com/comparacion-de-pasarelas-de-pago-en-colombia/</w:t>
+        </w:r>
+      </w:hyperlink>
+    </w:p>
+    <w:p>
+      <w:r>
         <w:t>Chopra, S., &amp; Meindl, P. (2008). Administración de la cadena de suministro: estrategia, planeación y operación (3.ª ed.). Pearson Educación.</w:t>
       </w:r>
     </w:p>
@@ -14179,6 +15121,25 @@
       </w:r>
     </w:p>
     <w:p>
+      <w:proofErr w:type="spellStart"/>
+      <w:r>
+        <w:t>Herradón</w:t>
+      </w:r>
+      <w:proofErr w:type="spellEnd"/>
+      <w:r>
+        <w:t xml:space="preserve">, A. (2009). </w:t>
+      </w:r>
+      <w:r>
+        <w:rPr>
+          <w:rStyle w:val="Extranjerismo"/>
+        </w:rPr>
+        <w:t>Marketing</w:t>
+      </w:r>
+      <w:r>
+        <w:t xml:space="preserve"> electrónico para pymes. Alfaomega.</w:t>
+      </w:r>
+    </w:p>
+    <w:p>
       <w:r>
         <w:t xml:space="preserve">Meléndez, M. (2018). El </w:t>
       </w:r>
@@ -14191,7 +15152,7 @@
       <w:r>
         <w:t xml:space="preserve"> digital transforma la gestión de pymes en Colombia. Recuperado de:  </w:t>
       </w:r>
-      <w:hyperlink r:id="rId27" w:history="1">
+      <w:hyperlink r:id="rId33" w:history="1">
         <w:r>
           <w:rPr>
             <w:rStyle w:val="Hipervnculo"/>
@@ -14212,57 +15173,6 @@
     </w:p>
     <w:p>
       <w:r>
-        <w:t xml:space="preserve">Banco de la República. (2021). Pasarelas de pago. Recuperado de:  </w:t>
-      </w:r>
-      <w:hyperlink r:id="rId28" w:history="1">
-        <w:r>
-          <w:rPr>
-            <w:rStyle w:val="Hipervnculo"/>
-          </w:rPr>
-          <w:t>https://www.banrep.gov.co/es/node/40991</w:t>
-        </w:r>
-      </w:hyperlink>
-    </w:p>
-    <w:p>
-      <w:r>
-        <w:t xml:space="preserve">Betancur, C. (2021). Comparación de pasarelas de pago en Colombia. </w:t>
-      </w:r>
-      <w:proofErr w:type="spellStart"/>
-      <w:r>
-        <w:t>BTODigital</w:t>
-      </w:r>
-      <w:proofErr w:type="spellEnd"/>
-      <w:r>
-        <w:t>. Recuperado de:</w:t>
-      </w:r>
-      <w:r>
-        <w:t xml:space="preserve"> </w:t>
-      </w:r>
-      <w:hyperlink r:id="rId29" w:history="1">
-        <w:r>
-          <w:rPr>
-            <w:rStyle w:val="Hipervnculo"/>
-          </w:rPr>
-          <w:t>https://btodigital.com/comparacion-de-pasarelas-de-pago-en-colombia/</w:t>
-        </w:r>
-      </w:hyperlink>
-    </w:p>
-    <w:p>
-      <w:r>
-        <w:t xml:space="preserve">Herradón, A. (2009). </w:t>
-      </w:r>
-      <w:r>
-        <w:rPr>
-          <w:rStyle w:val="Extranjerismo"/>
-        </w:rPr>
-        <w:t>Marketing</w:t>
-      </w:r>
-      <w:r>
-        <w:t xml:space="preserve"> electrónico para pymes. Alfaomega.</w:t>
-      </w:r>
-    </w:p>
-    <w:p>
-      <w:r>
         <w:t xml:space="preserve">Observatorio </w:t>
       </w:r>
       <w:r>
@@ -14294,7 +15204,7 @@
       <w:pPr>
         <w:pStyle w:val="Titulosgenerales"/>
       </w:pPr>
-      <w:bookmarkStart w:id="34" w:name="_Toc237074423"/>
+      <w:bookmarkStart w:id="34" w:name="_Toc238026516"/>
       <w:r>
         <w:lastRenderedPageBreak/>
         <w:t>Créditos</w:t>
@@ -14401,11 +15311,15 @@
             <w:pPr>
               <w:pStyle w:val="TextoTablas"/>
               <w:rPr>
+                <w:sz w:val="28"/>
+                <w:szCs w:val="28"/>
                 <w:lang w:val="es-CO"/>
               </w:rPr>
             </w:pPr>
             <w:r>
               <w:rPr>
+                <w:sz w:val="28"/>
+                <w:szCs w:val="28"/>
                 <w:lang w:val="es-CO"/>
               </w:rPr>
               <w:t>Claudia Johanna Gómez Pérez</w:t>
@@ -14420,11 +15334,15 @@
             <w:pPr>
               <w:pStyle w:val="TextoTablas"/>
               <w:rPr>
+                <w:sz w:val="28"/>
+                <w:szCs w:val="28"/>
                 <w:lang w:val="es-CO"/>
               </w:rPr>
             </w:pPr>
             <w:r>
               <w:rPr>
+                <w:sz w:val="28"/>
+                <w:szCs w:val="28"/>
                 <w:lang w:val="es-CO"/>
               </w:rPr>
               <w:t>Profesional G06. Responsable Ecosistema Virtual de Recursos Educativos Digitales</w:t>
@@ -14439,11 +15357,15 @@
             <w:pPr>
               <w:pStyle w:val="TextoTablas"/>
               <w:rPr>
+                <w:sz w:val="28"/>
+                <w:szCs w:val="28"/>
                 <w:lang w:val="es-CO"/>
               </w:rPr>
             </w:pPr>
             <w:r>
               <w:rPr>
+                <w:sz w:val="28"/>
+                <w:szCs w:val="28"/>
                 <w:lang w:val="es-CO"/>
               </w:rPr>
               <w:t>Centro Agroturístico - Regional Santander</w:t>
@@ -14460,11 +15382,15 @@
             <w:pPr>
               <w:pStyle w:val="TextoTablas"/>
               <w:rPr>
+                <w:sz w:val="28"/>
+                <w:szCs w:val="28"/>
                 <w:lang w:val="es-CO"/>
               </w:rPr>
             </w:pPr>
             <w:r>
               <w:rPr>
+                <w:sz w:val="28"/>
+                <w:szCs w:val="28"/>
                 <w:lang w:val="es-CO"/>
               </w:rPr>
               <w:t>Miguel de Jesús Paredes Maestre</w:t>
@@ -14479,14 +15405,18 @@
             <w:pPr>
               <w:pStyle w:val="TextoTablas"/>
               <w:rPr>
+                <w:sz w:val="28"/>
+                <w:szCs w:val="28"/>
                 <w:lang w:val="es-CO"/>
               </w:rPr>
             </w:pPr>
             <w:r>
               <w:rPr>
+                <w:sz w:val="28"/>
+                <w:szCs w:val="28"/>
                 <w:lang w:val="es-CO"/>
               </w:rPr>
-              <w:t>Responsable de la línea de producción</w:t>
+              <w:t>Responsable de línea de producción</w:t>
             </w:r>
           </w:p>
         </w:tc>
@@ -14498,26 +15428,18 @@
             <w:pPr>
               <w:pStyle w:val="TextoTablas"/>
               <w:rPr>
+                <w:sz w:val="28"/>
+                <w:szCs w:val="28"/>
                 <w:lang w:val="es-CO"/>
               </w:rPr>
             </w:pPr>
             <w:r>
               <w:rPr>
+                <w:sz w:val="28"/>
+                <w:szCs w:val="28"/>
                 <w:lang w:val="es-CO"/>
               </w:rPr>
-              <w:t>Centro de Comercio y Servicios</w:t>
-            </w:r>
-            <w:r>
-              <w:rPr>
-                <w:lang w:val="es-CO"/>
-              </w:rPr>
-              <w:t xml:space="preserve"> -</w:t>
-            </w:r>
-            <w:r>
-              <w:rPr>
-                <w:lang w:val="es-CO"/>
-              </w:rPr>
-              <w:t xml:space="preserve"> Regional Atlántico</w:t>
+              <w:t>Centro de Comercio y Servicios - Regional Atlántico</w:t>
             </w:r>
           </w:p>
         </w:tc>
@@ -14534,9 +15456,19 @@
             <w:pPr>
               <w:pStyle w:val="TextoTablas"/>
               <w:rPr>
+                <w:sz w:val="28"/>
+                <w:szCs w:val="28"/>
                 <w:lang w:val="es-CO"/>
               </w:rPr>
             </w:pPr>
+            <w:r>
+              <w:rPr>
+                <w:rFonts w:eastAsia="Calibri" w:cs="Calibri"/>
+                <w:sz w:val="28"/>
+                <w:szCs w:val="28"/>
+              </w:rPr>
+              <w:t>Sergio Andrés Quintero Guzmán</w:t>
+            </w:r>
           </w:p>
         </w:tc>
         <w:tc>
@@ -14547,9 +15479,19 @@
             <w:pPr>
               <w:pStyle w:val="TextoTablas"/>
               <w:rPr>
+                <w:sz w:val="28"/>
+                <w:szCs w:val="28"/>
                 <w:lang w:val="es-CO"/>
               </w:rPr>
             </w:pPr>
+            <w:r>
+              <w:rPr>
+                <w:rFonts w:eastAsia="Calibri" w:cs="Calibri"/>
+                <w:sz w:val="28"/>
+                <w:szCs w:val="28"/>
+              </w:rPr>
+              <w:t>Experto Temático Logística</w:t>
+            </w:r>
           </w:p>
         </w:tc>
         <w:tc>
@@ -14560,9 +15502,19 @@
             <w:pPr>
               <w:pStyle w:val="TextoTablas"/>
               <w:rPr>
+                <w:sz w:val="28"/>
+                <w:szCs w:val="28"/>
                 <w:lang w:val="es-CO"/>
               </w:rPr>
             </w:pPr>
+            <w:r>
+              <w:rPr>
+                <w:sz w:val="28"/>
+                <w:szCs w:val="28"/>
+                <w:lang w:val="es-CO"/>
+              </w:rPr>
+              <w:t>Centro de Comercio y Servicios - Regional Atlántico</w:t>
+            </w:r>
           </w:p>
         </w:tc>
       </w:tr>
@@ -14575,9 +15527,29 @@
             <w:pPr>
               <w:pStyle w:val="TextoTablas"/>
               <w:rPr>
+                <w:sz w:val="28"/>
+                <w:szCs w:val="28"/>
                 <w:lang w:val="es-CO"/>
               </w:rPr>
             </w:pPr>
+            <w:r>
+              <w:rPr>
+                <w:rFonts w:eastAsia="Calibri" w:cs="Calibri"/>
+                <w:sz w:val="28"/>
+                <w:szCs w:val="28"/>
+              </w:rPr>
+              <w:t xml:space="preserve">Jair Enrique Coll </w:t>
+            </w:r>
+            <w:proofErr w:type="spellStart"/>
+            <w:r>
+              <w:rPr>
+                <w:rFonts w:eastAsia="Calibri" w:cs="Calibri"/>
+                <w:sz w:val="28"/>
+                <w:szCs w:val="28"/>
+              </w:rPr>
+              <w:t>Gallardo</w:t>
+            </w:r>
+            <w:proofErr w:type="spellEnd"/>
           </w:p>
         </w:tc>
         <w:tc>
@@ -14588,9 +15560,19 @@
             <w:pPr>
               <w:pStyle w:val="TextoTablas"/>
               <w:rPr>
+                <w:sz w:val="28"/>
+                <w:szCs w:val="28"/>
                 <w:lang w:val="es-CO"/>
               </w:rPr>
             </w:pPr>
+            <w:r>
+              <w:rPr>
+                <w:rFonts w:eastAsia="Calibri" w:cs="Calibri"/>
+                <w:sz w:val="28"/>
+                <w:szCs w:val="28"/>
+              </w:rPr>
+              <w:t>Evaluador instruccional</w:t>
+            </w:r>
           </w:p>
         </w:tc>
         <w:tc>
@@ -14601,9 +15583,19 @@
             <w:pPr>
               <w:pStyle w:val="TextoTablas"/>
               <w:rPr>
+                <w:sz w:val="28"/>
+                <w:szCs w:val="28"/>
                 <w:lang w:val="es-CO"/>
               </w:rPr>
             </w:pPr>
+            <w:r>
+              <w:rPr>
+                <w:sz w:val="28"/>
+                <w:szCs w:val="28"/>
+                <w:lang w:val="es-CO"/>
+              </w:rPr>
+              <w:t>Centro de Comercio y Servicios - Regional Atlántico</w:t>
+            </w:r>
           </w:p>
         </w:tc>
       </w:tr>
@@ -14619,9 +15611,19 @@
             <w:pPr>
               <w:pStyle w:val="TextoTablas"/>
               <w:rPr>
+                <w:sz w:val="28"/>
+                <w:szCs w:val="28"/>
                 <w:lang w:val="es-CO"/>
               </w:rPr>
             </w:pPr>
+            <w:r>
+              <w:rPr>
+                <w:rFonts w:eastAsia="Calibri" w:cs="Calibri"/>
+                <w:sz w:val="28"/>
+                <w:szCs w:val="28"/>
+              </w:rPr>
+              <w:t>Andrés Felipe Herrera Roldan</w:t>
+            </w:r>
           </w:p>
         </w:tc>
         <w:tc>
@@ -14632,9 +15634,20 @@
             <w:pPr>
               <w:pStyle w:val="TextoTablas"/>
               <w:rPr>
+                <w:sz w:val="28"/>
+                <w:szCs w:val="28"/>
                 <w:lang w:val="es-CO"/>
               </w:rPr>
             </w:pPr>
+            <w:r>
+              <w:rPr>
+                <w:rFonts w:eastAsia="Calibri" w:cs="Calibri"/>
+                <w:sz w:val="28"/>
+                <w:szCs w:val="28"/>
+                <w:lang w:val="es-ES"/>
+              </w:rPr>
+              <w:t>Diseñador de contenidos digitales</w:t>
+            </w:r>
           </w:p>
         </w:tc>
         <w:tc>
@@ -14645,9 +15658,19 @@
             <w:pPr>
               <w:pStyle w:val="TextoTablas"/>
               <w:rPr>
+                <w:sz w:val="28"/>
+                <w:szCs w:val="28"/>
                 <w:lang w:val="es-CO"/>
               </w:rPr>
             </w:pPr>
+            <w:r>
+              <w:rPr>
+                <w:sz w:val="28"/>
+                <w:szCs w:val="28"/>
+                <w:lang w:val="es-CO"/>
+              </w:rPr>
+              <w:t>Centro de Comercio y Servicios - Regional Atlántico</w:t>
+            </w:r>
           </w:p>
         </w:tc>
       </w:tr>
@@ -14660,9 +15683,19 @@
             <w:pPr>
               <w:pStyle w:val="TextoTablas"/>
               <w:rPr>
+                <w:sz w:val="28"/>
+                <w:szCs w:val="28"/>
                 <w:lang w:val="es-CO"/>
               </w:rPr>
             </w:pPr>
+            <w:r>
+              <w:rPr>
+                <w:rFonts w:eastAsia="Calibri" w:cs="Calibri"/>
+                <w:sz w:val="28"/>
+                <w:szCs w:val="28"/>
+              </w:rPr>
+              <w:t>Fabio Fonseca Arguelles</w:t>
+            </w:r>
           </w:p>
         </w:tc>
         <w:tc>
@@ -14673,9 +15706,27 @@
             <w:pPr>
               <w:pStyle w:val="TextoTablas"/>
               <w:rPr>
+                <w:sz w:val="28"/>
+                <w:szCs w:val="28"/>
                 <w:lang w:val="es-CO"/>
               </w:rPr>
             </w:pPr>
+            <w:r>
+              <w:rPr>
+                <w:rFonts w:eastAsia="Calibri" w:cs="Calibri"/>
+                <w:sz w:val="28"/>
+                <w:szCs w:val="28"/>
+              </w:rPr>
+              <w:t xml:space="preserve">Desarrollador </w:t>
+            </w:r>
+            <w:r>
+              <w:rPr>
+                <w:rStyle w:val="Extranjerismo"/>
+                <w:sz w:val="28"/>
+                <w:szCs w:val="28"/>
+              </w:rPr>
+              <w:t>full stack</w:t>
+            </w:r>
           </w:p>
         </w:tc>
         <w:tc>
@@ -14686,9 +15737,19 @@
             <w:pPr>
               <w:pStyle w:val="TextoTablas"/>
               <w:rPr>
+                <w:sz w:val="28"/>
+                <w:szCs w:val="28"/>
                 <w:lang w:val="es-CO"/>
               </w:rPr>
             </w:pPr>
+            <w:r>
+              <w:rPr>
+                <w:sz w:val="28"/>
+                <w:szCs w:val="28"/>
+                <w:lang w:val="es-CO"/>
+              </w:rPr>
+              <w:t>Centro de Comercio y Servicios - Regional Atlántico</w:t>
+            </w:r>
           </w:p>
         </w:tc>
       </w:tr>
@@ -14703,7 +15764,19 @@
           <w:p>
             <w:pPr>
               <w:pStyle w:val="TextoTablas"/>
+              <w:rPr>
+                <w:sz w:val="28"/>
+                <w:szCs w:val="28"/>
+              </w:rPr>
             </w:pPr>
+            <w:r>
+              <w:rPr>
+                <w:rFonts w:eastAsia="Calibri" w:cs="Calibri"/>
+                <w:sz w:val="28"/>
+                <w:szCs w:val="28"/>
+              </w:rPr>
+              <w:t>Alexander Rafael Acosta Bedoya</w:t>
+            </w:r>
           </w:p>
         </w:tc>
         <w:tc>
@@ -14714,9 +15787,20 @@
             <w:pPr>
               <w:pStyle w:val="TextoTablas"/>
               <w:rPr>
+                <w:sz w:val="28"/>
+                <w:szCs w:val="28"/>
                 <w:lang w:val="es-CO"/>
               </w:rPr>
             </w:pPr>
+            <w:r>
+              <w:rPr>
+                <w:rFonts w:eastAsia="Calibri" w:cs="Calibri"/>
+                <w:sz w:val="28"/>
+                <w:szCs w:val="28"/>
+                <w:lang w:val="es-ES"/>
+              </w:rPr>
+              <w:t>Animador y productor audiovisual</w:t>
+            </w:r>
           </w:p>
         </w:tc>
         <w:tc>
@@ -14727,9 +15811,19 @@
             <w:pPr>
               <w:pStyle w:val="TextoTablas"/>
               <w:rPr>
+                <w:sz w:val="28"/>
+                <w:szCs w:val="28"/>
                 <w:lang w:val="es-CO"/>
               </w:rPr>
             </w:pPr>
+            <w:r>
+              <w:rPr>
+                <w:sz w:val="28"/>
+                <w:szCs w:val="28"/>
+                <w:lang w:val="es-CO"/>
+              </w:rPr>
+              <w:t>Centro de Comercio y Servicios - Regional Atlántico</w:t>
+            </w:r>
           </w:p>
         </w:tc>
       </w:tr>
@@ -14741,7 +15835,19 @@
           <w:p>
             <w:pPr>
               <w:pStyle w:val="TextoTablas"/>
+              <w:rPr>
+                <w:sz w:val="28"/>
+                <w:szCs w:val="28"/>
+              </w:rPr>
             </w:pPr>
+            <w:r>
+              <w:rPr>
+                <w:rFonts w:eastAsia="Calibri" w:cs="Calibri"/>
+                <w:sz w:val="28"/>
+                <w:szCs w:val="28"/>
+              </w:rPr>
+              <w:t>Nelson Iván Vera Briceño</w:t>
+            </w:r>
           </w:p>
         </w:tc>
         <w:tc>
@@ -14752,9 +15858,20 @@
             <w:pPr>
               <w:pStyle w:val="TextoTablas"/>
               <w:rPr>
+                <w:sz w:val="28"/>
+                <w:szCs w:val="28"/>
                 <w:lang w:val="es-CO"/>
               </w:rPr>
             </w:pPr>
+            <w:r>
+              <w:rPr>
+                <w:rFonts w:eastAsia="Calibri" w:cs="Calibri"/>
+                <w:sz w:val="28"/>
+                <w:szCs w:val="28"/>
+                <w:lang w:val="es-ES"/>
+              </w:rPr>
+              <w:t>Animador y productor audiovisual</w:t>
+            </w:r>
           </w:p>
         </w:tc>
         <w:tc>
@@ -14765,9 +15882,19 @@
             <w:pPr>
               <w:pStyle w:val="TextoTablas"/>
               <w:rPr>
+                <w:sz w:val="28"/>
+                <w:szCs w:val="28"/>
                 <w:lang w:val="es-CO"/>
               </w:rPr>
             </w:pPr>
+            <w:r>
+              <w:rPr>
+                <w:sz w:val="28"/>
+                <w:szCs w:val="28"/>
+                <w:lang w:val="es-CO"/>
+              </w:rPr>
+              <w:t>Centro de Comercio y Servicios - Regional Atlántico</w:t>
+            </w:r>
           </w:p>
         </w:tc>
       </w:tr>
@@ -14782,7 +15909,19 @@
           <w:p>
             <w:pPr>
               <w:pStyle w:val="TextoTablas"/>
+              <w:rPr>
+                <w:sz w:val="28"/>
+                <w:szCs w:val="28"/>
+              </w:rPr>
             </w:pPr>
+            <w:r>
+              <w:rPr>
+                <w:rFonts w:eastAsia="Calibri" w:cs="Calibri"/>
+                <w:sz w:val="28"/>
+                <w:szCs w:val="28"/>
+              </w:rPr>
+              <w:t>Luz Karime Amaya Cabra</w:t>
+            </w:r>
           </w:p>
         </w:tc>
         <w:tc>
@@ -14793,9 +15932,19 @@
             <w:pPr>
               <w:pStyle w:val="TextoTablas"/>
               <w:rPr>
+                <w:sz w:val="28"/>
+                <w:szCs w:val="28"/>
                 <w:lang w:val="es-CO"/>
               </w:rPr>
             </w:pPr>
+            <w:r>
+              <w:rPr>
+                <w:rFonts w:eastAsia="Calibri" w:cs="Calibri"/>
+                <w:sz w:val="28"/>
+                <w:szCs w:val="28"/>
+              </w:rPr>
+              <w:t>Evaluadora de contenidos inclusivos y accesibles</w:t>
+            </w:r>
           </w:p>
         </w:tc>
         <w:tc>
@@ -14806,9 +15955,19 @@
             <w:pPr>
               <w:pStyle w:val="TextoTablas"/>
               <w:rPr>
+                <w:sz w:val="28"/>
+                <w:szCs w:val="28"/>
                 <w:lang w:val="es-CO"/>
               </w:rPr>
             </w:pPr>
+            <w:r>
+              <w:rPr>
+                <w:sz w:val="28"/>
+                <w:szCs w:val="28"/>
+                <w:lang w:val="es-CO"/>
+              </w:rPr>
+              <w:t>Centro de Comercio y Servicios - Regional Atlántico</w:t>
+            </w:r>
           </w:p>
         </w:tc>
       </w:tr>
@@ -14821,9 +15980,20 @@
             <w:pPr>
               <w:pStyle w:val="TextoTablas"/>
               <w:rPr>
+                <w:sz w:val="28"/>
+                <w:szCs w:val="28"/>
                 <w:lang w:val="es-CO"/>
               </w:rPr>
             </w:pPr>
+            <w:r>
+              <w:rPr>
+                <w:rFonts w:eastAsia="Calibri" w:cs="Calibri"/>
+                <w:sz w:val="28"/>
+                <w:szCs w:val="28"/>
+              </w:rPr>
+              <w:lastRenderedPageBreak/>
+              <w:t>Laura Daniela Burgos Rueda</w:t>
+            </w:r>
           </w:p>
         </w:tc>
         <w:tc>
@@ -14834,9 +16004,19 @@
             <w:pPr>
               <w:pStyle w:val="TextoTablas"/>
               <w:rPr>
+                <w:sz w:val="28"/>
+                <w:szCs w:val="28"/>
                 <w:lang w:val="es-CO"/>
               </w:rPr>
             </w:pPr>
+            <w:r>
+              <w:rPr>
+                <w:rFonts w:eastAsia="Calibri" w:cs="Calibri"/>
+                <w:sz w:val="28"/>
+                <w:szCs w:val="28"/>
+              </w:rPr>
+              <w:t>Evaluadora de contenidos inclusivos y accesibles</w:t>
+            </w:r>
           </w:p>
         </w:tc>
         <w:tc>
@@ -14847,9 +16027,19 @@
             <w:pPr>
               <w:pStyle w:val="TextoTablas"/>
               <w:rPr>
+                <w:sz w:val="28"/>
+                <w:szCs w:val="28"/>
                 <w:lang w:val="es-CO"/>
               </w:rPr>
             </w:pPr>
+            <w:r>
+              <w:rPr>
+                <w:sz w:val="28"/>
+                <w:szCs w:val="28"/>
+                <w:lang w:val="es-CO"/>
+              </w:rPr>
+              <w:t>Centro de Comercio y Servicios - Regional Atlántico</w:t>
+            </w:r>
           </w:p>
         </w:tc>
       </w:tr>
@@ -14865,9 +16055,19 @@
             <w:pPr>
               <w:pStyle w:val="TextoTablas"/>
               <w:rPr>
+                <w:sz w:val="28"/>
+                <w:szCs w:val="28"/>
                 <w:lang w:val="es-CO"/>
               </w:rPr>
             </w:pPr>
+            <w:r>
+              <w:rPr>
+                <w:rFonts w:eastAsia="Calibri" w:cs="Calibri"/>
+                <w:sz w:val="28"/>
+                <w:szCs w:val="28"/>
+              </w:rPr>
+              <w:t>Jonathan Adié Villafañe</w:t>
+            </w:r>
           </w:p>
         </w:tc>
         <w:tc>
@@ -14878,9 +16078,19 @@
             <w:pPr>
               <w:pStyle w:val="TextoTablas"/>
               <w:rPr>
+                <w:sz w:val="28"/>
+                <w:szCs w:val="28"/>
                 <w:lang w:val="es-CO"/>
               </w:rPr>
             </w:pPr>
+            <w:r>
+              <w:rPr>
+                <w:rFonts w:eastAsia="Calibri" w:cs="Calibri"/>
+                <w:sz w:val="28"/>
+                <w:szCs w:val="28"/>
+              </w:rPr>
+              <w:t>Validador y vinculador de recursos educativos digitales</w:t>
+            </w:r>
           </w:p>
         </w:tc>
         <w:tc>
@@ -14891,9 +16101,19 @@
             <w:pPr>
               <w:pStyle w:val="TextoTablas"/>
               <w:rPr>
+                <w:sz w:val="28"/>
+                <w:szCs w:val="28"/>
                 <w:lang w:val="es-CO"/>
               </w:rPr>
             </w:pPr>
+            <w:r>
+              <w:rPr>
+                <w:sz w:val="28"/>
+                <w:szCs w:val="28"/>
+                <w:lang w:val="es-CO"/>
+              </w:rPr>
+              <w:t>Centro de Comercio y Servicios - Regional Atlántico</w:t>
+            </w:r>
           </w:p>
         </w:tc>
       </w:tr>
@@ -14906,9 +16126,29 @@
             <w:pPr>
               <w:pStyle w:val="TextoTablas"/>
               <w:rPr>
+                <w:sz w:val="28"/>
+                <w:szCs w:val="28"/>
                 <w:lang w:val="es-CO"/>
               </w:rPr>
             </w:pPr>
+            <w:proofErr w:type="spellStart"/>
+            <w:r>
+              <w:rPr>
+                <w:rFonts w:eastAsia="Calibri" w:cs="Calibri"/>
+                <w:sz w:val="28"/>
+                <w:szCs w:val="28"/>
+              </w:rPr>
+              <w:t>Karine</w:t>
+            </w:r>
+            <w:proofErr w:type="spellEnd"/>
+            <w:r>
+              <w:rPr>
+                <w:rFonts w:eastAsia="Calibri" w:cs="Calibri"/>
+                <w:sz w:val="28"/>
+                <w:szCs w:val="28"/>
+              </w:rPr>
+              <w:t xml:space="preserve"> Isabel Ospino Fritz</w:t>
+            </w:r>
           </w:p>
         </w:tc>
         <w:tc>
@@ -14919,9 +16159,19 @@
             <w:pPr>
               <w:pStyle w:val="TextoTablas"/>
               <w:rPr>
+                <w:sz w:val="28"/>
+                <w:szCs w:val="28"/>
                 <w:lang w:val="es-CO"/>
               </w:rPr>
             </w:pPr>
+            <w:r>
+              <w:rPr>
+                <w:rFonts w:eastAsia="Calibri" w:cs="Calibri"/>
+                <w:sz w:val="28"/>
+                <w:szCs w:val="28"/>
+              </w:rPr>
+              <w:t>Validadora y vinculadora de recursos educativos digitales</w:t>
+            </w:r>
           </w:p>
         </w:tc>
         <w:tc>
@@ -14932,223 +16182,19 @@
             <w:pPr>
               <w:pStyle w:val="TextoTablas"/>
               <w:rPr>
+                <w:sz w:val="28"/>
+                <w:szCs w:val="28"/>
                 <w:lang w:val="es-CO"/>
               </w:rPr>
             </w:pPr>
-          </w:p>
-        </w:tc>
-      </w:tr>
-      <w:tr>
-        <w:trPr>
-          <w:cnfStyle w:val="000000100000" w:firstRow="0" w:lastRow="0" w:firstColumn="0" w:lastColumn="0" w:oddVBand="0" w:evenVBand="0" w:oddHBand="1" w:evenHBand="0" w:firstRowFirstColumn="0" w:firstRowLastColumn="0" w:lastRowFirstColumn="0" w:lastRowLastColumn="0"/>
-        </w:trPr>
-        <w:tc>
-          <w:tcPr>
-            <w:tcW w:w="2830" w:type="dxa"/>
-          </w:tcPr>
-          <w:p>
-            <w:pPr>
-              <w:pStyle w:val="TextoTablas"/>
-              <w:rPr>
+            <w:r>
+              <w:rPr>
+                <w:sz w:val="28"/>
+                <w:szCs w:val="28"/>
                 <w:lang w:val="es-CO"/>
               </w:rPr>
-            </w:pPr>
-          </w:p>
-        </w:tc>
-        <w:tc>
-          <w:tcPr>
-            <w:tcW w:w="3261" w:type="dxa"/>
-          </w:tcPr>
-          <w:p>
-            <w:pPr>
-              <w:pStyle w:val="TextoTablas"/>
-              <w:rPr>
-                <w:lang w:val="es-CO"/>
-              </w:rPr>
-            </w:pPr>
-          </w:p>
-        </w:tc>
-        <w:tc>
-          <w:tcPr>
-            <w:tcW w:w="3969" w:type="dxa"/>
-          </w:tcPr>
-          <w:p>
-            <w:pPr>
-              <w:pStyle w:val="TextoTablas"/>
-              <w:rPr>
-                <w:lang w:val="es-CO"/>
-              </w:rPr>
-            </w:pPr>
-          </w:p>
-        </w:tc>
-      </w:tr>
-      <w:tr>
-        <w:tc>
-          <w:tcPr>
-            <w:tcW w:w="2830" w:type="dxa"/>
-          </w:tcPr>
-          <w:p>
-            <w:pPr>
-              <w:pStyle w:val="TextoTablas"/>
-              <w:rPr>
-                <w:lang w:val="es-CO"/>
-              </w:rPr>
-            </w:pPr>
-          </w:p>
-        </w:tc>
-        <w:tc>
-          <w:tcPr>
-            <w:tcW w:w="3261" w:type="dxa"/>
-          </w:tcPr>
-          <w:p>
-            <w:pPr>
-              <w:pStyle w:val="TextoTablas"/>
-              <w:rPr>
-                <w:lang w:val="es-CO"/>
-              </w:rPr>
-            </w:pPr>
-          </w:p>
-        </w:tc>
-        <w:tc>
-          <w:tcPr>
-            <w:tcW w:w="3969" w:type="dxa"/>
-          </w:tcPr>
-          <w:p>
-            <w:pPr>
-              <w:pStyle w:val="TextoTablas"/>
-              <w:rPr>
-                <w:lang w:val="es-CO"/>
-              </w:rPr>
-            </w:pPr>
-          </w:p>
-        </w:tc>
-      </w:tr>
-      <w:tr>
-        <w:trPr>
-          <w:cnfStyle w:val="000000100000" w:firstRow="0" w:lastRow="0" w:firstColumn="0" w:lastColumn="0" w:oddVBand="0" w:evenVBand="0" w:oddHBand="1" w:evenHBand="0" w:firstRowFirstColumn="0" w:firstRowLastColumn="0" w:lastRowFirstColumn="0" w:lastRowLastColumn="0"/>
-        </w:trPr>
-        <w:tc>
-          <w:tcPr>
-            <w:tcW w:w="2830" w:type="dxa"/>
-          </w:tcPr>
-          <w:p>
-            <w:pPr>
-              <w:pStyle w:val="TextoTablas"/>
-              <w:rPr>
-                <w:lang w:val="es-CO"/>
-              </w:rPr>
-            </w:pPr>
-          </w:p>
-        </w:tc>
-        <w:tc>
-          <w:tcPr>
-            <w:tcW w:w="3261" w:type="dxa"/>
-          </w:tcPr>
-          <w:p>
-            <w:pPr>
-              <w:pStyle w:val="TextoTablas"/>
-              <w:rPr>
-                <w:lang w:val="es-CO"/>
-              </w:rPr>
-            </w:pPr>
-          </w:p>
-        </w:tc>
-        <w:tc>
-          <w:tcPr>
-            <w:tcW w:w="3969" w:type="dxa"/>
-          </w:tcPr>
-          <w:p>
-            <w:pPr>
-              <w:pStyle w:val="TextoTablas"/>
-              <w:rPr>
-                <w:lang w:val="es-CO"/>
-              </w:rPr>
-            </w:pPr>
-          </w:p>
-        </w:tc>
-      </w:tr>
-      <w:tr>
-        <w:tc>
-          <w:tcPr>
-            <w:tcW w:w="2830" w:type="dxa"/>
-          </w:tcPr>
-          <w:p>
-            <w:pPr>
-              <w:pStyle w:val="TextoTablas"/>
-              <w:rPr>
-                <w:lang w:val="es-CO"/>
-              </w:rPr>
-            </w:pPr>
-          </w:p>
-        </w:tc>
-        <w:tc>
-          <w:tcPr>
-            <w:tcW w:w="3261" w:type="dxa"/>
-          </w:tcPr>
-          <w:p>
-            <w:pPr>
-              <w:pStyle w:val="TextoTablas"/>
-              <w:rPr>
-                <w:lang w:val="es-CO"/>
-              </w:rPr>
-            </w:pPr>
-          </w:p>
-        </w:tc>
-        <w:tc>
-          <w:tcPr>
-            <w:tcW w:w="3969" w:type="dxa"/>
-          </w:tcPr>
-          <w:p>
-            <w:pPr>
-              <w:pStyle w:val="TextoTablas"/>
-              <w:rPr>
-                <w:lang w:val="es-CO"/>
-              </w:rPr>
-            </w:pPr>
-          </w:p>
-        </w:tc>
-      </w:tr>
-      <w:tr>
-        <w:trPr>
-          <w:cnfStyle w:val="000000100000" w:firstRow="0" w:lastRow="0" w:firstColumn="0" w:lastColumn="0" w:oddVBand="0" w:evenVBand="0" w:oddHBand="1" w:evenHBand="0" w:firstRowFirstColumn="0" w:firstRowLastColumn="0" w:lastRowFirstColumn="0" w:lastRowLastColumn="0"/>
-        </w:trPr>
-        <w:tc>
-          <w:tcPr>
-            <w:tcW w:w="2830" w:type="dxa"/>
-          </w:tcPr>
-          <w:p>
-            <w:pPr>
-              <w:pStyle w:val="TextoTablas"/>
-              <w:rPr>
-                <w:lang w:val="es-CO"/>
-              </w:rPr>
-            </w:pPr>
-          </w:p>
-        </w:tc>
-        <w:tc>
-          <w:tcPr>
-            <w:tcW w:w="3261" w:type="dxa"/>
-          </w:tcPr>
-          <w:p>
-            <w:pPr>
-              <w:pStyle w:val="TextoTablas"/>
-              <w:rPr>
-                <w:lang w:val="es-CO"/>
-              </w:rPr>
-            </w:pPr>
-          </w:p>
-        </w:tc>
-        <w:tc>
-          <w:tcPr>
-            <w:tcW w:w="3969" w:type="dxa"/>
-          </w:tcPr>
-          <w:p>
-            <w:pPr>
-              <w:pStyle w:val="TextoTablas"/>
-              <w:rPr>
-                <w:lang w:val="es-CO"/>
-              </w:rPr>
-            </w:pPr>
+              <w:t>Centro de Comercio y Servicios - Regional Atlántico</w:t>
+            </w:r>
           </w:p>
         </w:tc>
       </w:tr>
@@ -15161,8 +16207,8 @@
       </w:pPr>
     </w:p>
     <w:sectPr>
-      <w:headerReference w:type="default" r:id="rId30"/>
-      <w:footerReference w:type="default" r:id="rId31"/>
+      <w:headerReference w:type="default" r:id="rId34"/>
+      <w:footerReference w:type="default" r:id="rId35"/>
       <w:pgSz w:w="12240" w:h="15840"/>
       <w:pgMar w:top="1701" w:right="1134" w:bottom="1134" w:left="1134" w:header="709" w:footer="737" w:gutter="0"/>
       <w:pgNumType w:start="1"/>
@@ -22462,10 +23508,30 @@
 </file>
 
 <file path=customXml/item1.xml><?xml version="1.0" encoding="utf-8"?>
+<p:properties xmlns:p="http://schemas.microsoft.com/office/2006/metadata/properties" xmlns:xsi="http://www.w3.org/2001/XMLSchema-instance" xmlns:pc="http://schemas.microsoft.com/office/infopath/2007/PartnerControls">
+  <documentManagement>
+    <TaxCatchAll xmlns="67a0edcd-0de5-43ed-8c27-e32f38a00c91" xsi:nil="true"/>
+    <lcf76f155ced4ddcb4097134ff3c332f xmlns="42760c81-fd8e-4d59-8953-7cdb9f38b14f">
+      <Terms xmlns="http://schemas.microsoft.com/office/infopath/2007/PartnerControls"/>
+    </lcf76f155ced4ddcb4097134ff3c332f>
+  </documentManagement>
+</p:properties>
+</file>
+
+<file path=customXml/item2.xml><?xml version="1.0" encoding="utf-8"?>
+<?mso-contentType ?>
+<FormTemplates xmlns="http://schemas.microsoft.com/sharepoint/v3/contenttype/forms">
+  <Display>DocumentLibraryForm</Display>
+  <Edit>DocumentLibraryForm</Edit>
+  <New>DocumentLibraryForm</New>
+</FormTemplates>
+</file>
+
+<file path=customXml/item3.xml><?xml version="1.0" encoding="utf-8"?>
 <b:Sources xmlns:b="http://schemas.openxmlformats.org/officeDocument/2006/bibliography" xmlns="http://schemas.openxmlformats.org/officeDocument/2006/bibliography" SelectedStyle="\APASixthEditionOfficeOnline.xsl" StyleName="APA" Version="6"/>
 </file>
 
-<file path=customXml/item2.xml><?xml version="1.0" encoding="utf-8"?>
+<file path=customXml/item4.xml><?xml version="1.0" encoding="utf-8"?>
 <ct:contentTypeSchema xmlns:ct="http://schemas.microsoft.com/office/2006/metadata/contentType" xmlns:ma="http://schemas.microsoft.com/office/2006/metadata/properties/metaAttributes" ct:_="" ma:_="" ma:contentTypeName="Documento" ma:contentTypeID="0x01010005252A1EF3BD024F856B47B579AB5244" ma:contentTypeVersion="12" ma:contentTypeDescription="Crear nuevo documento." ma:contentTypeScope="" ma:versionID="32d0e18b85ac20c34eab62df21c0cf58">
   <xsd:schema xmlns:xsd="http://www.w3.org/2001/XMLSchema" xmlns:xs="http://www.w3.org/2001/XMLSchema" xmlns:p="http://schemas.microsoft.com/office/2006/metadata/properties" xmlns:ns2="42760c81-fd8e-4d59-8953-7cdb9f38b14f" xmlns:ns3="67a0edcd-0de5-43ed-8c27-e32f38a00c91" targetNamespace="http://schemas.microsoft.com/office/2006/metadata/properties" ma:root="true" ma:fieldsID="cc2c149e99f10870fd5bc3964e5386d3" ns2:_="" ns3:_="">
     <xsd:import namespace="42760c81-fd8e-4d59-8953-7cdb9f38b14f"/>
@@ -22666,27 +23732,26 @@
 </ct:contentTypeSchema>
 </file>
 
-<file path=customXml/item3.xml><?xml version="1.0" encoding="utf-8"?>
-<p:properties xmlns:p="http://schemas.microsoft.com/office/2006/metadata/properties" xmlns:xsi="http://www.w3.org/2001/XMLSchema-instance" xmlns:pc="http://schemas.microsoft.com/office/infopath/2007/PartnerControls">
-  <documentManagement>
-    <TaxCatchAll xmlns="67a0edcd-0de5-43ed-8c27-e32f38a00c91" xsi:nil="true"/>
-    <lcf76f155ced4ddcb4097134ff3c332f xmlns="42760c81-fd8e-4d59-8953-7cdb9f38b14f">
-      <Terms xmlns="http://schemas.microsoft.com/office/infopath/2007/PartnerControls"/>
-    </lcf76f155ced4ddcb4097134ff3c332f>
-  </documentManagement>
-</p:properties>
+<file path=customXml/itemProps1.xml><?xml version="1.0" encoding="utf-8"?>
+<ds:datastoreItem xmlns:ds="http://schemas.openxmlformats.org/officeDocument/2006/customXml" ds:itemID="{1279454D-02BE-4A9C-A117-DCD1573E2608}">
+  <ds:schemaRefs>
+    <ds:schemaRef ds:uri="http://schemas.microsoft.com/office/2006/metadata/properties"/>
+    <ds:schemaRef ds:uri="http://schemas.microsoft.com/office/infopath/2007/PartnerControls"/>
+    <ds:schemaRef ds:uri="67a0edcd-0de5-43ed-8c27-e32f38a00c91"/>
+    <ds:schemaRef ds:uri="42760c81-fd8e-4d59-8953-7cdb9f38b14f"/>
+  </ds:schemaRefs>
+</ds:datastoreItem>
 </file>
 
-<file path=customXml/item4.xml><?xml version="1.0" encoding="utf-8"?>
-<?mso-contentType ?>
-<FormTemplates xmlns="http://schemas.microsoft.com/sharepoint/v3/contenttype/forms">
-  <Display>DocumentLibraryForm</Display>
-  <Edit>DocumentLibraryForm</Edit>
-  <New>DocumentLibraryForm</New>
-</FormTemplates>
+<file path=customXml/itemProps2.xml><?xml version="1.0" encoding="utf-8"?>
+<ds:datastoreItem xmlns:ds="http://schemas.openxmlformats.org/officeDocument/2006/customXml" ds:itemID="{10663269-2064-4804-8290-36D4A57F5557}">
+  <ds:schemaRefs>
+    <ds:schemaRef ds:uri="http://schemas.microsoft.com/sharepoint/v3/contenttype/forms"/>
+  </ds:schemaRefs>
+</ds:datastoreItem>
 </file>
 
-<file path=customXml/itemProps1.xml><?xml version="1.0" encoding="utf-8"?>
+<file path=customXml/itemProps3.xml><?xml version="1.0" encoding="utf-8"?>
 <ds:datastoreItem xmlns:ds="http://schemas.openxmlformats.org/officeDocument/2006/customXml" ds:itemID="{EAE431FD-7059-4C09-804B-C9D69EB7B213}">
   <ds:schemaRefs>
     <ds:schemaRef ds:uri="http://schemas.openxmlformats.org/officeDocument/2006/bibliography"/>
@@ -22694,7 +23759,7 @@
 </ds:datastoreItem>
 </file>
 
-<file path=customXml/itemProps2.xml><?xml version="1.0" encoding="utf-8"?>
+<file path=customXml/itemProps4.xml><?xml version="1.0" encoding="utf-8"?>
 <ds:datastoreItem xmlns:ds="http://schemas.openxmlformats.org/officeDocument/2006/customXml" ds:itemID="{25D8AD0B-3D63-4B16-9C06-F735B3CCDE31}">
   <ds:schemaRefs>
     <ds:schemaRef ds:uri="http://schemas.microsoft.com/office/2006/metadata/contentType"/>
@@ -22711,23 +23776,4 @@
     <ds:schemaRef ds:uri="http://schemas.microsoft.com/internal/obd"/>
   </ds:schemaRefs>
 </ds:datastoreItem>
-</file>
-
-<file path=customXml/itemProps3.xml><?xml version="1.0" encoding="utf-8"?>
-<ds:datastoreItem xmlns:ds="http://schemas.openxmlformats.org/officeDocument/2006/customXml" ds:itemID="{1279454D-02BE-4A9C-A117-DCD1573E2608}">
-  <ds:schemaRefs>
-    <ds:schemaRef ds:uri="http://schemas.microsoft.com/office/2006/metadata/properties"/>
-    <ds:schemaRef ds:uri="http://schemas.microsoft.com/office/infopath/2007/PartnerControls"/>
-    <ds:schemaRef ds:uri="67a0edcd-0de5-43ed-8c27-e32f38a00c91"/>
-    <ds:schemaRef ds:uri="42760c81-fd8e-4d59-8953-7cdb9f38b14f"/>
-  </ds:schemaRefs>
-</ds:datastoreItem>
-</file>
-
-<file path=customXml/itemProps4.xml><?xml version="1.0" encoding="utf-8"?>
-<ds:datastoreItem xmlns:ds="http://schemas.openxmlformats.org/officeDocument/2006/customXml" ds:itemID="{10663269-2064-4804-8290-36D4A57F5557}">
-  <ds:schemaRefs>
-    <ds:schemaRef ds:uri="http://schemas.microsoft.com/sharepoint/v3/contenttype/forms"/>
-  </ds:schemaRefs>
-</ds:datastoreItem>
 </file>